--- a/eng/docx/44.content.docx
+++ b/eng/docx/44.content.docx
@@ -136,13 +136,6 @@
         <w:rPr>
           <w:lang w:val="en_US" w:bidi="en_US"/>
         </w:rPr>
-      </w:r>
-      <w:r>
-        <w:rPr>
-          <w:i/>
-          <w:lang w:val="en_US" w:bidi="en_US"/>
-        </w:rPr>
-        <w:t>Acts 1:1, Acts 1:3, Acts 1:4, Acts 1:5, Acts 1:7, Acts 1:8, Acts 1:8 (#2), Acts 1:9, Acts 1:11, Acts 1:14, Acts 1:16, Acts 1:18, Acts 1:20, Acts 1:21–22, Acts 1:24–26, Acts 1:26, Acts 2:1, Acts 2:4, Acts 2:5, Acts 2:6, Acts 2:11, Acts 2:13–15, Acts 2:16–20, Acts 2:21, Acts 2:22, Acts 2:23, Acts 2:25–27, Acts 2:30, Acts 2:31, Acts 2:32, Acts 2:36, Acts 2:37, Acts 2:38, Acts 2:39, Acts 2:41, Acts 2:42, Acts 2:44–45, Acts 2:46, Acts 2:47, Acts 3:2, Acts 3:6, Acts 3:7, Acts 3:8, Acts 3:10, Acts 3:15, Acts 3:16, Acts 3:19, Acts 3:21, Acts 3:22, Acts 3:23, Acts 3:25, Acts 3:26, Acts 4:2, Acts 4:3, Acts 4:4, Acts 4:10, Acts 4:12, Acts 4:14, Acts 4:18, Acts 4:20, Acts 4:29–30, Acts 4:31, Acts 4:32, Acts 4:34–35, Acts 4:36, Acts 5:1–2, Acts 5:3–4, Acts 5:5, Acts 5:10, Acts 5:11, Acts 5:15–16, Acts 5:17–18, Acts 5:19, Acts 5:23, Acts 5:26, Acts 5:29, Acts 5:30, Acts 5:33, Acts 5:38–39, Acts 5:39, Acts 5:40, Acts 5:41, Acts 5:42, Acts 6:1, Acts 6:3, Acts 6:3 (#2), Acts 6:4, Acts 6:6, Acts 6:7, Acts 6:10, Acts 6:14, Acts 6:15, Acts 7:2, Acts 7:5, Acts 7:5 (#2), Acts 7:6, Acts 7:8, Acts 7:9, Acts 7:10, Acts 7:12–13, Acts 7:14, Acts 7:17, Acts 7:19, Acts 7:21, Acts 7:22, Acts 7:24, Acts 7:29, Acts 7:30, Acts 7:34, Acts 7:36, Acts 7:37, Acts 7:41, Acts 7:42, Acts 7:43, Acts 7:44–45, Acts 7:45, Acts 7:46, Acts 7:47, Acts 7:49, Acts 7:51, Acts 7:52, Acts 7:54, Acts 7:55–56, Acts 7:57–58, Acts 7:58, Acts 7:60, Acts 8:1, Acts 8:1 (#2), Acts 8:1 (#3), Acts 8:6, Acts 8:9–11, Acts 8:13, Acts 8:17, Acts 8:18–19, Acts 8:23, Acts 8:26, Acts 8:27–28, Acts 8:30, Acts 8:31, Acts 8:32, Acts 8:34, Acts 8:35, Acts 8:38, Acts 8:39, Acts 8:39 (#2), Acts 9:1–2, Acts 9:3, Acts 9:4, Acts 9:5, Acts 9:8, Acts 9:8–9, Acts 9:11–12, Acts 9:13–14, Acts 9:15, Acts 9:16, Acts 9:18–19, Acts 9:20, Acts 9:25, Acts 9:26, Acts 9:27, Acts 9:28, Acts 9:31, Acts 9:33–35, Acts 9:40, Acts 10:1–2, Acts 10:4, Acts 10:5, Acts 10:11–12, Acts 10:13, Acts 10:14, Acts 10:15, Acts 10:20, Acts 10:22, Acts 10:26, Acts 10:28, Acts 10:35, Acts 10:38, Acts 10:40–41, Acts 10:42, Acts 10:43, Acts 10:44, Acts 10:45, Acts 10:46, Acts 10:48, Acts 11:1, Acts 11:2–3, Acts 11:15, Acts 11:18, Acts 11:19, Acts 11:20–21, Acts 11:22–23, Acts 11:26, Acts 11:26 (#2), Acts 11:28, Acts 11:29–30, Acts 12:2, Acts 12:3–4, Acts 12:5, Acts 12:8–10, Acts 12:13–14, Acts 12:15, Acts 12:17, Acts 12:19, Acts 12:22, Acts 12:23, Acts 12:24, Acts 12:25, Acts 13:2, Acts 13:2 (#2), Acts 13:3, Acts 13:5, Acts 13:6–7, Acts 13:7, Acts 13:9, Acts 13:11, Acts 13:12, Acts 13:13, Acts 13:15, Acts 13:17, Acts 13:23, Acts 13:24–25, Acts 13:27, Acts 13:31, Acts 13:33, Acts 13:35, Acts 13:38, Acts 13:40–41, Acts 13:44, Acts 13:45, Acts 13:46, Acts 13:48, Acts 13:48 (#2), Acts 13:50, Acts 13:51, Acts 14:1–2, Acts 14:3, Acts 14:5–7, Acts 14:8–10, Acts 14:11–13, Acts 14:14–15, Acts 14:17, Acts 14:18, Acts 14:19, Acts 14:20, Acts 14:22, Acts 14:23, Acts 14:27, Acts 15:1, Acts 15:2, Acts 15:3, Acts 15:5, Acts 15:8–9, Acts 15:11, Acts 15:12, Acts 15:16–17, Acts 15:20, Acts 15:28, Acts 15:31, Acts 15:35, Acts 15:36, Acts 15:39, Acts 16:3, Acts 16:4, Acts 16:9, Acts 16:13, Acts 16:14, Acts 16:15, Acts 16:16, Acts 16:17–18, Acts 16:21, Acts 16:22–24, Acts 16:25, Acts 16:26, Acts 16:30, Acts 16:31, Acts 16:33, Acts 16:37–38, Acts 16:40, Acts 17:1–2, Acts 17:3, Acts 17:7, Acts 17:10, Acts 17:11, Acts 17:13–14, Acts 17:17, Acts 17:19–20, Acts 17:23, Acts 17:25, Acts 17:26, Acts 17:27, Acts 17:29, Acts 17:30, Acts 17:31, Acts 17:31 (#2), Acts 17:32, Acts 17:34, Acts 18:3, Acts 18:5, Acts 18:6, Acts 18:9–10, Acts 18:12–13, Acts 18:15, Acts 18:18–19, Acts 18:22, Acts 18:25, Acts 18:26, Acts 18:28, Acts 19:2, Acts 19:4, Acts 19:4 (#2), Acts 19:5, Acts 19:6, Acts 19:9, Acts 19:12, Acts 19:16, Acts 19:19, Acts 19:21, Acts 19:26, Acts 19:28–29, Acts 19:30–31, Acts 19:38, Acts 19:40, Acts 20:3, Acts 20:7, Acts 20:9–10, Acts 20:16, Acts 20:18–21, Acts 20:23, Acts 20:24, Acts 20:26–27, Acts 20:28, Acts 20:30, Acts 20:32, Acts 20:34–35, Acts 20:38, Acts 21:4, Acts 21:9, Acts 21:11, Acts 21:13, Acts 21:18, Acts 21:21, Acts 21:24, Acts 21:25, Acts 21:28, Acts 21:30–31, Acts 21:33, Acts 21:36, Acts 21:39, Acts 21:40, Acts 22:2, Acts 22:3, Acts 22:4, Acts 22:7, Acts 22:8, Acts 22:11, Acts 22:12–13, Acts 22:16, Acts 22:18, Acts 22:21, Acts 22:23, Acts 22:25, Acts 22:28, Acts 22:30, Acts 23:1–2, Acts 23:6, Acts 23:7–8, Acts 23:10, Acts 23:11, Acts 23:12–13, Acts 23:14–15, Acts 23:16, Acts 23:23–24, Acts 23:29, Acts 23:35, Acts 23:35 (#2), Acts 24:5, Acts 24:5–6, Acts 24:12, Acts 24:14, Acts 24:15, Acts 24:17, Acts 24:18, Acts 24:22, Acts 24:22 (#2), Acts 24:24–25, Acts 24:25, Acts 24:27, Acts 25:3, Acts 25:4–5, Acts 25:9, Acts 25:9 (#2), Acts 25:10, Acts 25:12, Acts 25:16, Acts 25:19, Acts 25:26, Acts 25:27, Acts 26:3, Acts 26:5, Acts 26:6–8, Acts 26:9–11, Acts 26:13, Acts 26:14, Acts 26:15, Acts 26:16–17, Acts 26:18, Acts 26:20, Acts 26:22–23, Acts 26:24–25, Acts 26:28–29, Acts 26:31–32, Acts 27:3, Acts 27:7–8, Acts 27:10–11, Acts 27:14, Acts 27:20, Acts 27:23–24, Acts 27:27, Acts 27:30, Acts 27:31, Acts 27:33, Acts 27:39–41, Acts 27:42, Acts 27:43, Acts 27:44, Acts 28:2, Acts 28:4, Acts 28:6, Acts 28:8–9, Acts 28:11, Acts 28:15, Acts 28:16, Acts 28:20, Acts 28:22, Acts 28:23, Acts 28:24, Acts 28:26, Acts 28:28, Acts 28:31, Acts 28:31 (#2)</w:t>
       </w:r>
       <w:r>
         <w:rPr>

--- a/eng/docx/44.content.docx
+++ b/eng/docx/44.content.docx
@@ -123,19 +123,6 @@
           <w:lang w:val="en_US" w:bidi="en_US"/>
         </w:rPr>
         <w:t>ACT</w:t>
-      </w:r>
-      <w:r>
-        <w:rPr>
-          <w:lang w:val="en_US" w:bidi="en_US"/>
-        </w:rPr>
-      </w:r>
-    </w:p>
-    <w:p>
-      <w:pPr/>
-      <w:r>
-        <w:rPr>
-          <w:lang w:val="en_US" w:bidi="en_US"/>
-        </w:rPr>
       </w:r>
       <w:r>
         <w:rPr>

--- a/eng/docx/44.content.docx
+++ b/eng/docx/44.content.docx
@@ -19,7 +19,7 @@
         <w:rPr>
           <w:lang w:val="en_US" w:bidi="en_US"/>
         </w:rPr>
-        <w:t>Resource: Translation Questions (unfoldingWord)</w:t>
+        <w:t>Resource: unfoldingWord® Translation Questions</w:t>
       </w:r>
       <w:r>
         <w:rPr>
@@ -85,7 +85,7 @@
         <w:rPr>
           <w:lang w:val="en_US" w:bidi="en_US"/>
         </w:rPr>
-        <w:t>Translation Questions (unfoldingWord)</w:t>
+        <w:t>unfoldingWord® Translation Questions</w:t>
       </w:r>
     </w:p>
     <w:p>

--- a/eng/docx/44.content.docx
+++ b/eng/docx/44.content.docx
@@ -185,7 +185,7 @@
         <w:rPr>
           <w:lang w:val="en_US" w:bidi="en_US"/>
         </w:rPr>
-        <w:t>Acts 1:1</w:t>
+        <w:t>Acts 1:1 (#1)</w:t>
       </w:r>
       <w:r>
         <w:rPr>
@@ -248,7 +248,7 @@
         <w:rPr>
           <w:lang w:val="en_US" w:bidi="en_US"/>
         </w:rPr>
-        <w:t>Acts 1:3</w:t>
+        <w:t>Acts 1:3 (#1)</w:t>
       </w:r>
       <w:r>
         <w:rPr>
@@ -311,7 +311,7 @@
         <w:rPr>
           <w:lang w:val="en_US" w:bidi="en_US"/>
         </w:rPr>
-        <w:t>Acts 1:4</w:t>
+        <w:t>Acts 1:4 (#1)</w:t>
       </w:r>
       <w:r>
         <w:rPr>
@@ -374,7 +374,7 @@
         <w:rPr>
           <w:lang w:val="en_US" w:bidi="en_US"/>
         </w:rPr>
-        <w:t>Acts 1:5</w:t>
+        <w:t>Acts 1:5 (#1)</w:t>
       </w:r>
       <w:r>
         <w:rPr>
@@ -437,7 +437,7 @@
         <w:rPr>
           <w:lang w:val="en_US" w:bidi="en_US"/>
         </w:rPr>
-        <w:t>Acts 1:7</w:t>
+        <w:t>Acts 1:7 (#1)</w:t>
       </w:r>
       <w:r>
         <w:rPr>
@@ -500,7 +500,7 @@
         <w:rPr>
           <w:lang w:val="en_US" w:bidi="en_US"/>
         </w:rPr>
-        <w:t>Acts 1:8</w:t>
+        <w:t>Acts 1:8 (#1)</w:t>
       </w:r>
       <w:r>
         <w:rPr>
@@ -626,7 +626,7 @@
         <w:rPr>
           <w:lang w:val="en_US" w:bidi="en_US"/>
         </w:rPr>
-        <w:t>Acts 1:9</w:t>
+        <w:t>Acts 1:9 (#1)</w:t>
       </w:r>
       <w:r>
         <w:rPr>
@@ -689,7 +689,7 @@
         <w:rPr>
           <w:lang w:val="en_US" w:bidi="en_US"/>
         </w:rPr>
-        <w:t>Acts 1:11</w:t>
+        <w:t>Acts 1:11 (#1)</w:t>
       </w:r>
       <w:r>
         <w:rPr>
@@ -752,7 +752,7 @@
         <w:rPr>
           <w:lang w:val="en_US" w:bidi="en_US"/>
         </w:rPr>
-        <w:t>Acts 1:14</w:t>
+        <w:t>Acts 1:14 (#1)</w:t>
       </w:r>
       <w:r>
         <w:rPr>
@@ -815,7 +815,7 @@
         <w:rPr>
           <w:lang w:val="en_US" w:bidi="en_US"/>
         </w:rPr>
-        <w:t>Acts 1:16</w:t>
+        <w:t>Acts 1:16 (#1)</w:t>
       </w:r>
       <w:r>
         <w:rPr>
@@ -878,7 +878,7 @@
         <w:rPr>
           <w:lang w:val="en_US" w:bidi="en_US"/>
         </w:rPr>
-        <w:t>Acts 1:18</w:t>
+        <w:t>Acts 1:18 (#1)</w:t>
       </w:r>
       <w:r>
         <w:rPr>
@@ -941,7 +941,7 @@
         <w:rPr>
           <w:lang w:val="en_US" w:bidi="en_US"/>
         </w:rPr>
-        <w:t>Acts 1:20</w:t>
+        <w:t>Acts 1:20 (#1)</w:t>
       </w:r>
       <w:r>
         <w:rPr>
@@ -1004,7 +1004,7 @@
         <w:rPr>
           <w:lang w:val="en_US" w:bidi="en_US"/>
         </w:rPr>
-        <w:t>Acts 1:21–22</w:t>
+        <w:t>Acts 1:21–22 (#1)</w:t>
       </w:r>
       <w:r>
         <w:rPr>
@@ -1067,7 +1067,7 @@
         <w:rPr>
           <w:lang w:val="en_US" w:bidi="en_US"/>
         </w:rPr>
-        <w:t>Acts 1:24–26</w:t>
+        <w:t>Acts 1:24–26 (#1)</w:t>
       </w:r>
       <w:r>
         <w:rPr>
@@ -1130,7 +1130,7 @@
         <w:rPr>
           <w:lang w:val="en_US" w:bidi="en_US"/>
         </w:rPr>
-        <w:t>Acts 1:26</w:t>
+        <w:t>Acts 1:26 (#1)</w:t>
       </w:r>
       <w:r>
         <w:rPr>
@@ -1193,7 +1193,7 @@
         <w:rPr>
           <w:lang w:val="en_US" w:bidi="en_US"/>
         </w:rPr>
-        <w:t>Acts 2:1</w:t>
+        <w:t>Acts 2:1 (#1)</w:t>
       </w:r>
       <w:r>
         <w:rPr>
@@ -1256,7 +1256,7 @@
         <w:rPr>
           <w:lang w:val="en_US" w:bidi="en_US"/>
         </w:rPr>
-        <w:t>Acts 2:4</w:t>
+        <w:t>Acts 2:4 (#1)</w:t>
       </w:r>
       <w:r>
         <w:rPr>
@@ -1319,7 +1319,7 @@
         <w:rPr>
           <w:lang w:val="en_US" w:bidi="en_US"/>
         </w:rPr>
-        <w:t>Acts 2:5</w:t>
+        <w:t>Acts 2:5 (#1)</w:t>
       </w:r>
       <w:r>
         <w:rPr>
@@ -1382,7 +1382,7 @@
         <w:rPr>
           <w:lang w:val="en_US" w:bidi="en_US"/>
         </w:rPr>
-        <w:t>Acts 2:6</w:t>
+        <w:t>Acts 2:6 (#1)</w:t>
       </w:r>
       <w:r>
         <w:rPr>
@@ -1445,7 +1445,7 @@
         <w:rPr>
           <w:lang w:val="en_US" w:bidi="en_US"/>
         </w:rPr>
-        <w:t>Acts 2:11</w:t>
+        <w:t>Acts 2:11 (#1)</w:t>
       </w:r>
       <w:r>
         <w:rPr>
@@ -1508,7 +1508,7 @@
         <w:rPr>
           <w:lang w:val="en_US" w:bidi="en_US"/>
         </w:rPr>
-        <w:t>Acts 2:13–15</w:t>
+        <w:t>Acts 2:13–15 (#1)</w:t>
       </w:r>
       <w:r>
         <w:rPr>
@@ -1571,7 +1571,7 @@
         <w:rPr>
           <w:lang w:val="en_US" w:bidi="en_US"/>
         </w:rPr>
-        <w:t>Acts 2:16–20</w:t>
+        <w:t>Acts 2:16–20 (#1)</w:t>
       </w:r>
       <w:r>
         <w:rPr>
@@ -1634,7 +1634,7 @@
         <w:rPr>
           <w:lang w:val="en_US" w:bidi="en_US"/>
         </w:rPr>
-        <w:t>Acts 2:21</w:t>
+        <w:t>Acts 2:21 (#1)</w:t>
       </w:r>
       <w:r>
         <w:rPr>
@@ -1697,7 +1697,7 @@
         <w:rPr>
           <w:lang w:val="en_US" w:bidi="en_US"/>
         </w:rPr>
-        <w:t>Acts 2:22</w:t>
+        <w:t>Acts 2:22 (#1)</w:t>
       </w:r>
       <w:r>
         <w:rPr>
@@ -1760,7 +1760,7 @@
         <w:rPr>
           <w:lang w:val="en_US" w:bidi="en_US"/>
         </w:rPr>
-        <w:t>Acts 2:23</w:t>
+        <w:t>Acts 2:23 (#1)</w:t>
       </w:r>
       <w:r>
         <w:rPr>
@@ -1823,7 +1823,7 @@
         <w:rPr>
           <w:lang w:val="en_US" w:bidi="en_US"/>
         </w:rPr>
-        <w:t>Acts 2:25–27</w:t>
+        <w:t>Acts 2:25–27 (#1)</w:t>
       </w:r>
       <w:r>
         <w:rPr>
@@ -1886,7 +1886,7 @@
         <w:rPr>
           <w:lang w:val="en_US" w:bidi="en_US"/>
         </w:rPr>
-        <w:t>Acts 2:30</w:t>
+        <w:t>Acts 2:30 (#1)</w:t>
       </w:r>
       <w:r>
         <w:rPr>
@@ -1949,7 +1949,7 @@
         <w:rPr>
           <w:lang w:val="en_US" w:bidi="en_US"/>
         </w:rPr>
-        <w:t>Acts 2:31</w:t>
+        <w:t>Acts 2:31 (#1)</w:t>
       </w:r>
       <w:r>
         <w:rPr>
@@ -2012,7 +2012,7 @@
         <w:rPr>
           <w:lang w:val="en_US" w:bidi="en_US"/>
         </w:rPr>
-        <w:t>Acts 2:32</w:t>
+        <w:t>Acts 2:32 (#1)</w:t>
       </w:r>
       <w:r>
         <w:rPr>
@@ -2075,7 +2075,7 @@
         <w:rPr>
           <w:lang w:val="en_US" w:bidi="en_US"/>
         </w:rPr>
-        <w:t>Acts 2:36</w:t>
+        <w:t>Acts 2:36 (#1)</w:t>
       </w:r>
       <w:r>
         <w:rPr>
@@ -2138,7 +2138,7 @@
         <w:rPr>
           <w:lang w:val="en_US" w:bidi="en_US"/>
         </w:rPr>
-        <w:t>Acts 2:37</w:t>
+        <w:t>Acts 2:37 (#1)</w:t>
       </w:r>
       <w:r>
         <w:rPr>
@@ -2201,7 +2201,7 @@
         <w:rPr>
           <w:lang w:val="en_US" w:bidi="en_US"/>
         </w:rPr>
-        <w:t>Acts 2:38</w:t>
+        <w:t>Acts 2:38 (#1)</w:t>
       </w:r>
       <w:r>
         <w:rPr>
@@ -2264,7 +2264,7 @@
         <w:rPr>
           <w:lang w:val="en_US" w:bidi="en_US"/>
         </w:rPr>
-        <w:t>Acts 2:39</w:t>
+        <w:t>Acts 2:39 (#1)</w:t>
       </w:r>
       <w:r>
         <w:rPr>
@@ -2327,7 +2327,7 @@
         <w:rPr>
           <w:lang w:val="en_US" w:bidi="en_US"/>
         </w:rPr>
-        <w:t>Acts 2:41</w:t>
+        <w:t>Acts 2:41 (#1)</w:t>
       </w:r>
       <w:r>
         <w:rPr>
@@ -2390,7 +2390,7 @@
         <w:rPr>
           <w:lang w:val="en_US" w:bidi="en_US"/>
         </w:rPr>
-        <w:t>Acts 2:42</w:t>
+        <w:t>Acts 2:42 (#1)</w:t>
       </w:r>
       <w:r>
         <w:rPr>
@@ -2453,7 +2453,7 @@
         <w:rPr>
           <w:lang w:val="en_US" w:bidi="en_US"/>
         </w:rPr>
-        <w:t>Acts 2:44–45</w:t>
+        <w:t>Acts 2:44–45 (#1)</w:t>
       </w:r>
       <w:r>
         <w:rPr>
@@ -2516,7 +2516,7 @@
         <w:rPr>
           <w:lang w:val="en_US" w:bidi="en_US"/>
         </w:rPr>
-        <w:t>Acts 2:46</w:t>
+        <w:t>Acts 2:46 (#1)</w:t>
       </w:r>
       <w:r>
         <w:rPr>
@@ -2579,7 +2579,7 @@
         <w:rPr>
           <w:lang w:val="en_US" w:bidi="en_US"/>
         </w:rPr>
-        <w:t>Acts 2:47</w:t>
+        <w:t>Acts 2:47 (#1)</w:t>
       </w:r>
       <w:r>
         <w:rPr>
@@ -2642,7 +2642,7 @@
         <w:rPr>
           <w:lang w:val="en_US" w:bidi="en_US"/>
         </w:rPr>
-        <w:t>Acts 3:2</w:t>
+        <w:t>Acts 3:2 (#1)</w:t>
       </w:r>
       <w:r>
         <w:rPr>
@@ -2705,7 +2705,7 @@
         <w:rPr>
           <w:lang w:val="en_US" w:bidi="en_US"/>
         </w:rPr>
-        <w:t>Acts 3:6</w:t>
+        <w:t>Acts 3:6 (#1)</w:t>
       </w:r>
       <w:r>
         <w:rPr>
@@ -2768,7 +2768,7 @@
         <w:rPr>
           <w:lang w:val="en_US" w:bidi="en_US"/>
         </w:rPr>
-        <w:t>Acts 3:7</w:t>
+        <w:t>Acts 3:7 (#1)</w:t>
       </w:r>
       <w:r>
         <w:rPr>
@@ -2831,7 +2831,7 @@
         <w:rPr>
           <w:lang w:val="en_US" w:bidi="en_US"/>
         </w:rPr>
-        <w:t>Acts 3:8</w:t>
+        <w:t>Acts 3:8 (#1)</w:t>
       </w:r>
       <w:r>
         <w:rPr>
@@ -2894,7 +2894,7 @@
         <w:rPr>
           <w:lang w:val="en_US" w:bidi="en_US"/>
         </w:rPr>
-        <w:t>Acts 3:10</w:t>
+        <w:t>Acts 3:10 (#1)</w:t>
       </w:r>
       <w:r>
         <w:rPr>
@@ -2957,7 +2957,7 @@
         <w:rPr>
           <w:lang w:val="en_US" w:bidi="en_US"/>
         </w:rPr>
-        <w:t>Acts 3:15</w:t>
+        <w:t>Acts 3:15 (#1)</w:t>
       </w:r>
       <w:r>
         <w:rPr>
@@ -3020,7 +3020,7 @@
         <w:rPr>
           <w:lang w:val="en_US" w:bidi="en_US"/>
         </w:rPr>
-        <w:t>Acts 3:16</w:t>
+        <w:t>Acts 3:16 (#1)</w:t>
       </w:r>
       <w:r>
         <w:rPr>
@@ -3083,7 +3083,7 @@
         <w:rPr>
           <w:lang w:val="en_US" w:bidi="en_US"/>
         </w:rPr>
-        <w:t>Acts 3:19</w:t>
+        <w:t>Acts 3:19 (#1)</w:t>
       </w:r>
       <w:r>
         <w:rPr>
@@ -3146,7 +3146,7 @@
         <w:rPr>
           <w:lang w:val="en_US" w:bidi="en_US"/>
         </w:rPr>
-        <w:t>Acts 3:21</w:t>
+        <w:t>Acts 3:21 (#1)</w:t>
       </w:r>
       <w:r>
         <w:rPr>
@@ -3209,7 +3209,7 @@
         <w:rPr>
           <w:lang w:val="en_US" w:bidi="en_US"/>
         </w:rPr>
-        <w:t>Acts 3:22</w:t>
+        <w:t>Acts 3:22 (#1)</w:t>
       </w:r>
       <w:r>
         <w:rPr>
@@ -3272,7 +3272,7 @@
         <w:rPr>
           <w:lang w:val="en_US" w:bidi="en_US"/>
         </w:rPr>
-        <w:t>Acts 3:23</w:t>
+        <w:t>Acts 3:23 (#1)</w:t>
       </w:r>
       <w:r>
         <w:rPr>
@@ -3335,7 +3335,7 @@
         <w:rPr>
           <w:lang w:val="en_US" w:bidi="en_US"/>
         </w:rPr>
-        <w:t>Acts 3:25</w:t>
+        <w:t>Acts 3:25 (#1)</w:t>
       </w:r>
       <w:r>
         <w:rPr>
@@ -3398,7 +3398,7 @@
         <w:rPr>
           <w:lang w:val="en_US" w:bidi="en_US"/>
         </w:rPr>
-        <w:t>Acts 3:26</w:t>
+        <w:t>Acts 3:26 (#1)</w:t>
       </w:r>
       <w:r>
         <w:rPr>
@@ -3461,7 +3461,7 @@
         <w:rPr>
           <w:lang w:val="en_US" w:bidi="en_US"/>
         </w:rPr>
-        <w:t>Acts 4:2</w:t>
+        <w:t>Acts 4:2 (#1)</w:t>
       </w:r>
       <w:r>
         <w:rPr>
@@ -3524,7 +3524,7 @@
         <w:rPr>
           <w:lang w:val="en_US" w:bidi="en_US"/>
         </w:rPr>
-        <w:t>Acts 4:3</w:t>
+        <w:t>Acts 4:3 (#1)</w:t>
       </w:r>
       <w:r>
         <w:rPr>
@@ -3587,7 +3587,7 @@
         <w:rPr>
           <w:lang w:val="en_US" w:bidi="en_US"/>
         </w:rPr>
-        <w:t>Acts 4:4</w:t>
+        <w:t>Acts 4:4 (#1)</w:t>
       </w:r>
       <w:r>
         <w:rPr>
@@ -3650,7 +3650,7 @@
         <w:rPr>
           <w:lang w:val="en_US" w:bidi="en_US"/>
         </w:rPr>
-        <w:t>Acts 4:10</w:t>
+        <w:t>Acts 4:10 (#1)</w:t>
       </w:r>
       <w:r>
         <w:rPr>
@@ -3713,7 +3713,7 @@
         <w:rPr>
           <w:lang w:val="en_US" w:bidi="en_US"/>
         </w:rPr>
-        <w:t>Acts 4:12</w:t>
+        <w:t>Acts 4:12 (#1)</w:t>
       </w:r>
       <w:r>
         <w:rPr>
@@ -3776,7 +3776,7 @@
         <w:rPr>
           <w:lang w:val="en_US" w:bidi="en_US"/>
         </w:rPr>
-        <w:t>Acts 4:14</w:t>
+        <w:t>Acts 4:14 (#1)</w:t>
       </w:r>
       <w:r>
         <w:rPr>
@@ -3839,7 +3839,7 @@
         <w:rPr>
           <w:lang w:val="en_US" w:bidi="en_US"/>
         </w:rPr>
-        <w:t>Acts 4:18</w:t>
+        <w:t>Acts 4:18 (#1)</w:t>
       </w:r>
       <w:r>
         <w:rPr>
@@ -3902,7 +3902,7 @@
         <w:rPr>
           <w:lang w:val="en_US" w:bidi="en_US"/>
         </w:rPr>
-        <w:t>Acts 4:20</w:t>
+        <w:t>Acts 4:20 (#1)</w:t>
       </w:r>
       <w:r>
         <w:rPr>
@@ -3965,7 +3965,7 @@
         <w:rPr>
           <w:lang w:val="en_US" w:bidi="en_US"/>
         </w:rPr>
-        <w:t>Acts 4:29–30</w:t>
+        <w:t>Acts 4:29–30 (#1)</w:t>
       </w:r>
       <w:r>
         <w:rPr>
@@ -4028,7 +4028,7 @@
         <w:rPr>
           <w:lang w:val="en_US" w:bidi="en_US"/>
         </w:rPr>
-        <w:t>Acts 4:31</w:t>
+        <w:t>Acts 4:31 (#1)</w:t>
       </w:r>
       <w:r>
         <w:rPr>
@@ -4091,7 +4091,7 @@
         <w:rPr>
           <w:lang w:val="en_US" w:bidi="en_US"/>
         </w:rPr>
-        <w:t>Acts 4:32</w:t>
+        <w:t>Acts 4:32 (#1)</w:t>
       </w:r>
       <w:r>
         <w:rPr>
@@ -4154,7 +4154,7 @@
         <w:rPr>
           <w:lang w:val="en_US" w:bidi="en_US"/>
         </w:rPr>
-        <w:t>Acts 4:34–35</w:t>
+        <w:t>Acts 4:34–35 (#1)</w:t>
       </w:r>
       <w:r>
         <w:rPr>
@@ -4217,7 +4217,7 @@
         <w:rPr>
           <w:lang w:val="en_US" w:bidi="en_US"/>
         </w:rPr>
-        <w:t>Acts 4:36</w:t>
+        <w:t>Acts 4:36 (#1)</w:t>
       </w:r>
       <w:r>
         <w:rPr>
@@ -4251,36 +4251,36 @@
         <w:rPr>
           <w:lang w:val="en_US" w:bidi="en_US"/>
         </w:rPr>
-        <w:t>The new name given to Joseph, who sold his field and gave the money to the apostles, was "Barnabas."</w:t>
-      </w:r>
-      <w:r>
-        <w:rPr>
-          <w:lang w:val="en_US" w:bidi="en_US"/>
-        </w:rPr>
-      </w:r>
-      <w:r>
-        <w:rPr>
-          <w:lang w:val="en_US" w:bidi="en_US"/>
-        </w:rPr>
-      </w:r>
-    </w:p>
-    <w:p>
-      <w:pPr/>
-      <w:r>
-        <w:rPr>
-          <w:lang w:val="en_US" w:bidi="en_US"/>
-        </w:rPr>
-      </w:r>
-    </w:p>
-    <w:p>
-      <w:pPr>
-        <w:pStyle w:val="Heading2"/>
-      </w:pPr>
-      <w:r>
-        <w:rPr>
-          <w:lang w:val="en_US" w:bidi="en_US"/>
-        </w:rPr>
-        <w:t>Acts 5:1–2</w:t>
+        <w:t>The new name given to Joseph, who sold his field and gave the money to the apostles, was “Barnabas.”</w:t>
+      </w:r>
+      <w:r>
+        <w:rPr>
+          <w:lang w:val="en_US" w:bidi="en_US"/>
+        </w:rPr>
+      </w:r>
+      <w:r>
+        <w:rPr>
+          <w:lang w:val="en_US" w:bidi="en_US"/>
+        </w:rPr>
+      </w:r>
+    </w:p>
+    <w:p>
+      <w:pPr/>
+      <w:r>
+        <w:rPr>
+          <w:lang w:val="en_US" w:bidi="en_US"/>
+        </w:rPr>
+      </w:r>
+    </w:p>
+    <w:p>
+      <w:pPr>
+        <w:pStyle w:val="Heading2"/>
+      </w:pPr>
+      <w:r>
+        <w:rPr>
+          <w:lang w:val="en_US" w:bidi="en_US"/>
+        </w:rPr>
+        <w:t>Acts 5:1–2 (#1)</w:t>
       </w:r>
       <w:r>
         <w:rPr>
@@ -4343,7 +4343,7 @@
         <w:rPr>
           <w:lang w:val="en_US" w:bidi="en_US"/>
         </w:rPr>
-        <w:t>Acts 5:3–4</w:t>
+        <w:t>Acts 5:3–4 (#1)</w:t>
       </w:r>
       <w:r>
         <w:rPr>
@@ -4406,7 +4406,7 @@
         <w:rPr>
           <w:lang w:val="en_US" w:bidi="en_US"/>
         </w:rPr>
-        <w:t>Acts 5:5</w:t>
+        <w:t>Acts 5:5 (#1)</w:t>
       </w:r>
       <w:r>
         <w:rPr>
@@ -4469,7 +4469,7 @@
         <w:rPr>
           <w:lang w:val="en_US" w:bidi="en_US"/>
         </w:rPr>
-        <w:t>Acts 5:10</w:t>
+        <w:t>Acts 5:10 (#1)</w:t>
       </w:r>
       <w:r>
         <w:rPr>
@@ -4532,7 +4532,7 @@
         <w:rPr>
           <w:lang w:val="en_US" w:bidi="en_US"/>
         </w:rPr>
-        <w:t>Acts 5:11</w:t>
+        <w:t>Acts 5:11 (#1)</w:t>
       </w:r>
       <w:r>
         <w:rPr>
@@ -4595,7 +4595,7 @@
         <w:rPr>
           <w:lang w:val="en_US" w:bidi="en_US"/>
         </w:rPr>
-        <w:t>Acts 5:15–16</w:t>
+        <w:t>Acts 5:15–16 (#1)</w:t>
       </w:r>
       <w:r>
         <w:rPr>
@@ -4658,7 +4658,7 @@
         <w:rPr>
           <w:lang w:val="en_US" w:bidi="en_US"/>
         </w:rPr>
-        <w:t>Acts 5:17–18</w:t>
+        <w:t>Acts 5:17–18 (#1)</w:t>
       </w:r>
       <w:r>
         <w:rPr>
@@ -4721,7 +4721,7 @@
         <w:rPr>
           <w:lang w:val="en_US" w:bidi="en_US"/>
         </w:rPr>
-        <w:t>Acts 5:19</w:t>
+        <w:t>Acts 5:19 (#1)</w:t>
       </w:r>
       <w:r>
         <w:rPr>
@@ -4784,7 +4784,7 @@
         <w:rPr>
           <w:lang w:val="en_US" w:bidi="en_US"/>
         </w:rPr>
-        <w:t>Acts 5:23</w:t>
+        <w:t>Acts 5:23 (#1)</w:t>
       </w:r>
       <w:r>
         <w:rPr>
@@ -4847,7 +4847,7 @@
         <w:rPr>
           <w:lang w:val="en_US" w:bidi="en_US"/>
         </w:rPr>
-        <w:t>Acts 5:26</w:t>
+        <w:t>Acts 5:26 (#1)</w:t>
       </w:r>
       <w:r>
         <w:rPr>
@@ -4910,7 +4910,7 @@
         <w:rPr>
           <w:lang w:val="en_US" w:bidi="en_US"/>
         </w:rPr>
-        <w:t>Acts 5:29</w:t>
+        <w:t>Acts 5:29 (#1)</w:t>
       </w:r>
       <w:r>
         <w:rPr>
@@ -4973,7 +4973,7 @@
         <w:rPr>
           <w:lang w:val="en_US" w:bidi="en_US"/>
         </w:rPr>
-        <w:t>Acts 5:30</w:t>
+        <w:t>Acts 5:30 (#1)</w:t>
       </w:r>
       <w:r>
         <w:rPr>
@@ -5036,7 +5036,7 @@
         <w:rPr>
           <w:lang w:val="en_US" w:bidi="en_US"/>
         </w:rPr>
-        <w:t>Acts 5:33</w:t>
+        <w:t>Acts 5:33 (#1)</w:t>
       </w:r>
       <w:r>
         <w:rPr>
@@ -5099,7 +5099,7 @@
         <w:rPr>
           <w:lang w:val="en_US" w:bidi="en_US"/>
         </w:rPr>
-        <w:t>Acts 5:38–39</w:t>
+        <w:t>Acts 5:38–39 (#1)</w:t>
       </w:r>
       <w:r>
         <w:rPr>
@@ -5162,7 +5162,7 @@
         <w:rPr>
           <w:lang w:val="en_US" w:bidi="en_US"/>
         </w:rPr>
-        <w:t>Acts 5:39</w:t>
+        <w:t>Acts 5:39 (#1)</w:t>
       </w:r>
       <w:r>
         <w:rPr>
@@ -5225,7 +5225,7 @@
         <w:rPr>
           <w:lang w:val="en_US" w:bidi="en_US"/>
         </w:rPr>
-        <w:t>Acts 5:40</w:t>
+        <w:t>Acts 5:40 (#1)</w:t>
       </w:r>
       <w:r>
         <w:rPr>
@@ -5288,7 +5288,7 @@
         <w:rPr>
           <w:lang w:val="en_US" w:bidi="en_US"/>
         </w:rPr>
-        <w:t>Acts 5:41</w:t>
+        <w:t>Acts 5:41 (#1)</w:t>
       </w:r>
       <w:r>
         <w:rPr>
@@ -5351,7 +5351,7 @@
         <w:rPr>
           <w:lang w:val="en_US" w:bidi="en_US"/>
         </w:rPr>
-        <w:t>Acts 5:42</w:t>
+        <w:t>Acts 5:42 (#1)</w:t>
       </w:r>
       <w:r>
         <w:rPr>
@@ -5414,7 +5414,7 @@
         <w:rPr>
           <w:lang w:val="en_US" w:bidi="en_US"/>
         </w:rPr>
-        <w:t>Acts 6:1</w:t>
+        <w:t>Acts 6:1 (#1)</w:t>
       </w:r>
       <w:r>
         <w:rPr>
@@ -5477,7 +5477,7 @@
         <w:rPr>
           <w:lang w:val="en_US" w:bidi="en_US"/>
         </w:rPr>
-        <w:t>Acts 6:3</w:t>
+        <w:t>Acts 6:3 (#1)</w:t>
       </w:r>
       <w:r>
         <w:rPr>
@@ -5603,7 +5603,7 @@
         <w:rPr>
           <w:lang w:val="en_US" w:bidi="en_US"/>
         </w:rPr>
-        <w:t>Acts 6:4</w:t>
+        <w:t>Acts 6:4 (#1)</w:t>
       </w:r>
       <w:r>
         <w:rPr>
@@ -5666,7 +5666,7 @@
         <w:rPr>
           <w:lang w:val="en_US" w:bidi="en_US"/>
         </w:rPr>
-        <w:t>Acts 6:6</w:t>
+        <w:t>Acts 6:6 (#1)</w:t>
       </w:r>
       <w:r>
         <w:rPr>
@@ -5729,7 +5729,7 @@
         <w:rPr>
           <w:lang w:val="en_US" w:bidi="en_US"/>
         </w:rPr>
-        <w:t>Acts 6:7</w:t>
+        <w:t>Acts 6:7 (#1)</w:t>
       </w:r>
       <w:r>
         <w:rPr>
@@ -5792,7 +5792,7 @@
         <w:rPr>
           <w:lang w:val="en_US" w:bidi="en_US"/>
         </w:rPr>
-        <w:t>Acts 6:10</w:t>
+        <w:t>Acts 6:10 (#1)</w:t>
       </w:r>
       <w:r>
         <w:rPr>
@@ -5855,7 +5855,7 @@
         <w:rPr>
           <w:lang w:val="en_US" w:bidi="en_US"/>
         </w:rPr>
-        <w:t>Acts 6:14</w:t>
+        <w:t>Acts 6:14 (#1)</w:t>
       </w:r>
       <w:r>
         <w:rPr>
@@ -5918,7 +5918,7 @@
         <w:rPr>
           <w:lang w:val="en_US" w:bidi="en_US"/>
         </w:rPr>
-        <w:t>Acts 6:15</w:t>
+        <w:t>Acts 6:15 (#1)</w:t>
       </w:r>
       <w:r>
         <w:rPr>
@@ -5981,7 +5981,7 @@
         <w:rPr>
           <w:lang w:val="en_US" w:bidi="en_US"/>
         </w:rPr>
-        <w:t>Acts 7:2</w:t>
+        <w:t>Acts 7:2 (#1)</w:t>
       </w:r>
       <w:r>
         <w:rPr>
@@ -6044,7 +6044,7 @@
         <w:rPr>
           <w:lang w:val="en_US" w:bidi="en_US"/>
         </w:rPr>
-        <w:t>Acts 7:5</w:t>
+        <w:t>Acts 7:5 (#1)</w:t>
       </w:r>
       <w:r>
         <w:rPr>
@@ -6170,7 +6170,7 @@
         <w:rPr>
           <w:lang w:val="en_US" w:bidi="en_US"/>
         </w:rPr>
-        <w:t>Acts 7:6</w:t>
+        <w:t>Acts 7:6 (#1)</w:t>
       </w:r>
       <w:r>
         <w:rPr>
@@ -6233,7 +6233,7 @@
         <w:rPr>
           <w:lang w:val="en_US" w:bidi="en_US"/>
         </w:rPr>
-        <w:t>Acts 7:8</w:t>
+        <w:t>Acts 7:8 (#1)</w:t>
       </w:r>
       <w:r>
         <w:rPr>
@@ -6296,7 +6296,7 @@
         <w:rPr>
           <w:lang w:val="en_US" w:bidi="en_US"/>
         </w:rPr>
-        <w:t>Acts 7:9</w:t>
+        <w:t>Acts 7:9 (#1)</w:t>
       </w:r>
       <w:r>
         <w:rPr>
@@ -6359,7 +6359,7 @@
         <w:rPr>
           <w:lang w:val="en_US" w:bidi="en_US"/>
         </w:rPr>
-        <w:t>Acts 7:10</w:t>
+        <w:t>Acts 7:10 (#1)</w:t>
       </w:r>
       <w:r>
         <w:rPr>
@@ -6422,7 +6422,7 @@
         <w:rPr>
           <w:lang w:val="en_US" w:bidi="en_US"/>
         </w:rPr>
-        <w:t>Acts 7:12–13</w:t>
+        <w:t>Acts 7:12–13 (#1)</w:t>
       </w:r>
       <w:r>
         <w:rPr>
@@ -6485,7 +6485,7 @@
         <w:rPr>
           <w:lang w:val="en_US" w:bidi="en_US"/>
         </w:rPr>
-        <w:t>Acts 7:14</w:t>
+        <w:t>Acts 7:14 (#1)</w:t>
       </w:r>
       <w:r>
         <w:rPr>
@@ -6548,7 +6548,7 @@
         <w:rPr>
           <w:lang w:val="en_US" w:bidi="en_US"/>
         </w:rPr>
-        <w:t>Acts 7:17</w:t>
+        <w:t>Acts 7:17 (#1)</w:t>
       </w:r>
       <w:r>
         <w:rPr>
@@ -6611,7 +6611,7 @@
         <w:rPr>
           <w:lang w:val="en_US" w:bidi="en_US"/>
         </w:rPr>
-        <w:t>Acts 7:19</w:t>
+        <w:t>Acts 7:19 (#1)</w:t>
       </w:r>
       <w:r>
         <w:rPr>
@@ -6674,7 +6674,7 @@
         <w:rPr>
           <w:lang w:val="en_US" w:bidi="en_US"/>
         </w:rPr>
-        <w:t>Acts 7:21</w:t>
+        <w:t>Acts 7:21 (#1)</w:t>
       </w:r>
       <w:r>
         <w:rPr>
@@ -6737,7 +6737,7 @@
         <w:rPr>
           <w:lang w:val="en_US" w:bidi="en_US"/>
         </w:rPr>
-        <w:t>Acts 7:22</w:t>
+        <w:t>Acts 7:22 (#1)</w:t>
       </w:r>
       <w:r>
         <w:rPr>
@@ -6800,7 +6800,7 @@
         <w:rPr>
           <w:lang w:val="en_US" w:bidi="en_US"/>
         </w:rPr>
-        <w:t>Acts 7:24</w:t>
+        <w:t>Acts 7:24 (#1)</w:t>
       </w:r>
       <w:r>
         <w:rPr>
@@ -6863,7 +6863,7 @@
         <w:rPr>
           <w:lang w:val="en_US" w:bidi="en_US"/>
         </w:rPr>
-        <w:t>Acts 7:29</w:t>
+        <w:t>Acts 7:29 (#1)</w:t>
       </w:r>
       <w:r>
         <w:rPr>
@@ -6926,7 +6926,7 @@
         <w:rPr>
           <w:lang w:val="en_US" w:bidi="en_US"/>
         </w:rPr>
-        <w:t>Acts 7:30</w:t>
+        <w:t>Acts 7:30 (#1)</w:t>
       </w:r>
       <w:r>
         <w:rPr>
@@ -6989,7 +6989,7 @@
         <w:rPr>
           <w:lang w:val="en_US" w:bidi="en_US"/>
         </w:rPr>
-        <w:t>Acts 7:34</w:t>
+        <w:t>Acts 7:34 (#1)</w:t>
       </w:r>
       <w:r>
         <w:rPr>
@@ -7052,7 +7052,7 @@
         <w:rPr>
           <w:lang w:val="en_US" w:bidi="en_US"/>
         </w:rPr>
-        <w:t>Acts 7:36</w:t>
+        <w:t>Acts 7:36 (#1)</w:t>
       </w:r>
       <w:r>
         <w:rPr>
@@ -7115,7 +7115,7 @@
         <w:rPr>
           <w:lang w:val="en_US" w:bidi="en_US"/>
         </w:rPr>
-        <w:t>Acts 7:37</w:t>
+        <w:t>Acts 7:37 (#1)</w:t>
       </w:r>
       <w:r>
         <w:rPr>
@@ -7178,7 +7178,7 @@
         <w:rPr>
           <w:lang w:val="en_US" w:bidi="en_US"/>
         </w:rPr>
-        <w:t>Acts 7:41</w:t>
+        <w:t>Acts 7:41 (#1)</w:t>
       </w:r>
       <w:r>
         <w:rPr>
@@ -7241,7 +7241,7 @@
         <w:rPr>
           <w:lang w:val="en_US" w:bidi="en_US"/>
         </w:rPr>
-        <w:t>Acts 7:42</w:t>
+        <w:t>Acts 7:42 (#1)</w:t>
       </w:r>
       <w:r>
         <w:rPr>
@@ -7304,7 +7304,7 @@
         <w:rPr>
           <w:lang w:val="en_US" w:bidi="en_US"/>
         </w:rPr>
-        <w:t>Acts 7:43</w:t>
+        <w:t>Acts 7:43 (#1)</w:t>
       </w:r>
       <w:r>
         <w:rPr>
@@ -7367,7 +7367,7 @@
         <w:rPr>
           <w:lang w:val="en_US" w:bidi="en_US"/>
         </w:rPr>
-        <w:t>Acts 7:44–45</w:t>
+        <w:t>Acts 7:44–45 (#1)</w:t>
       </w:r>
       <w:r>
         <w:rPr>
@@ -7430,7 +7430,7 @@
         <w:rPr>
           <w:lang w:val="en_US" w:bidi="en_US"/>
         </w:rPr>
-        <w:t>Acts 7:45</w:t>
+        <w:t>Acts 7:45 (#1)</w:t>
       </w:r>
       <w:r>
         <w:rPr>
@@ -7493,7 +7493,7 @@
         <w:rPr>
           <w:lang w:val="en_US" w:bidi="en_US"/>
         </w:rPr>
-        <w:t>Acts 7:46</w:t>
+        <w:t>Acts 7:46 (#1)</w:t>
       </w:r>
       <w:r>
         <w:rPr>
@@ -7556,7 +7556,7 @@
         <w:rPr>
           <w:lang w:val="en_US" w:bidi="en_US"/>
         </w:rPr>
-        <w:t>Acts 7:47</w:t>
+        <w:t>Acts 7:47 (#1)</w:t>
       </w:r>
       <w:r>
         <w:rPr>
@@ -7590,36 +7590,36 @@
         <w:rPr>
           <w:lang w:val="en_US" w:bidi="en_US"/>
         </w:rPr>
-        <w:t>King David's son Solomon built a house for God.</w:t>
-      </w:r>
-      <w:r>
-        <w:rPr>
-          <w:lang w:val="en_US" w:bidi="en_US"/>
-        </w:rPr>
-      </w:r>
-      <w:r>
-        <w:rPr>
-          <w:lang w:val="en_US" w:bidi="en_US"/>
-        </w:rPr>
-      </w:r>
-    </w:p>
-    <w:p>
-      <w:pPr/>
-      <w:r>
-        <w:rPr>
-          <w:lang w:val="en_US" w:bidi="en_US"/>
-        </w:rPr>
-      </w:r>
-    </w:p>
-    <w:p>
-      <w:pPr>
-        <w:pStyle w:val="Heading2"/>
-      </w:pPr>
-      <w:r>
-        <w:rPr>
-          <w:lang w:val="en_US" w:bidi="en_US"/>
-        </w:rPr>
-        <w:t>Acts 7:49</w:t>
+        <w:t>King David’s son Solomon built a house for God.</w:t>
+      </w:r>
+      <w:r>
+        <w:rPr>
+          <w:lang w:val="en_US" w:bidi="en_US"/>
+        </w:rPr>
+      </w:r>
+      <w:r>
+        <w:rPr>
+          <w:lang w:val="en_US" w:bidi="en_US"/>
+        </w:rPr>
+      </w:r>
+    </w:p>
+    <w:p>
+      <w:pPr/>
+      <w:r>
+        <w:rPr>
+          <w:lang w:val="en_US" w:bidi="en_US"/>
+        </w:rPr>
+      </w:r>
+    </w:p>
+    <w:p>
+      <w:pPr>
+        <w:pStyle w:val="Heading2"/>
+      </w:pPr>
+      <w:r>
+        <w:rPr>
+          <w:lang w:val="en_US" w:bidi="en_US"/>
+        </w:rPr>
+        <w:t>Acts 7:49 (#1)</w:t>
       </w:r>
       <w:r>
         <w:rPr>
@@ -7682,7 +7682,7 @@
         <w:rPr>
           <w:lang w:val="en_US" w:bidi="en_US"/>
         </w:rPr>
-        <w:t>Acts 7:51</w:t>
+        <w:t>Acts 7:51 (#1)</w:t>
       </w:r>
       <w:r>
         <w:rPr>
@@ -7745,7 +7745,7 @@
         <w:rPr>
           <w:lang w:val="en_US" w:bidi="en_US"/>
         </w:rPr>
-        <w:t>Acts 7:52</w:t>
+        <w:t>Acts 7:52 (#1)</w:t>
       </w:r>
       <w:r>
         <w:rPr>
@@ -7808,7 +7808,7 @@
         <w:rPr>
           <w:lang w:val="en_US" w:bidi="en_US"/>
         </w:rPr>
-        <w:t>Acts 7:54</w:t>
+        <w:t>Acts 7:54 (#1)</w:t>
       </w:r>
       <w:r>
         <w:rPr>
@@ -7871,7 +7871,7 @@
         <w:rPr>
           <w:lang w:val="en_US" w:bidi="en_US"/>
         </w:rPr>
-        <w:t>Acts 7:55–56</w:t>
+        <w:t>Acts 7:55–56 (#1)</w:t>
       </w:r>
       <w:r>
         <w:rPr>
@@ -7934,7 +7934,7 @@
         <w:rPr>
           <w:lang w:val="en_US" w:bidi="en_US"/>
         </w:rPr>
-        <w:t>Acts 7:57–58</w:t>
+        <w:t>Acts 7:57–58 (#1)</w:t>
       </w:r>
       <w:r>
         <w:rPr>
@@ -7997,7 +7997,7 @@
         <w:rPr>
           <w:lang w:val="en_US" w:bidi="en_US"/>
         </w:rPr>
-        <w:t>Acts 7:58</w:t>
+        <w:t>Acts 7:58 (#1)</w:t>
       </w:r>
       <w:r>
         <w:rPr>
@@ -8060,7 +8060,7 @@
         <w:rPr>
           <w:lang w:val="en_US" w:bidi="en_US"/>
         </w:rPr>
-        <w:t>Acts 7:60</w:t>
+        <w:t>Acts 7:60 (#1)</w:t>
       </w:r>
       <w:r>
         <w:rPr>
@@ -8123,7 +8123,70 @@
         <w:rPr>
           <w:lang w:val="en_US" w:bidi="en_US"/>
         </w:rPr>
-        <w:t>Acts 8:1</w:t>
+        <w:t>Acts 8:1 (#3)</w:t>
+      </w:r>
+      <w:r>
+        <w:rPr>
+          <w:lang w:val="en_US" w:bidi="en_US"/>
+        </w:rPr>
+      </w:r>
+    </w:p>
+    <w:p>
+      <w:pPr/>
+      <w:r>
+        <w:rPr>
+          <w:lang w:val="en_US" w:bidi="en_US"/>
+        </w:rPr>
+      </w:r>
+      <w:r>
+        <w:rPr>
+          <w:b/>
+          <w:lang w:val="en_US" w:bidi="en_US"/>
+        </w:rPr>
+        <w:t>What did the believers in Jerusalem do?</w:t>
+      </w:r>
+    </w:p>
+    <w:p>
+      <w:pPr/>
+      <w:r>
+        <w:rPr>
+          <w:lang w:val="en_US" w:bidi="en_US"/>
+        </w:rPr>
+      </w:r>
+      <w:r>
+        <w:rPr>
+          <w:lang w:val="en_US" w:bidi="en_US"/>
+        </w:rPr>
+        <w:t>The believers in Jerusalem became scattered throughout the regions of Judea and Samaria, thus spreading the faith to new areas.</w:t>
+      </w:r>
+      <w:r>
+        <w:rPr>
+          <w:lang w:val="en_US" w:bidi="en_US"/>
+        </w:rPr>
+      </w:r>
+      <w:r>
+        <w:rPr>
+          <w:lang w:val="en_US" w:bidi="en_US"/>
+        </w:rPr>
+      </w:r>
+    </w:p>
+    <w:p>
+      <w:pPr/>
+      <w:r>
+        <w:rPr>
+          <w:lang w:val="en_US" w:bidi="en_US"/>
+        </w:rPr>
+      </w:r>
+    </w:p>
+    <w:p>
+      <w:pPr>
+        <w:pStyle w:val="Heading2"/>
+      </w:pPr>
+      <w:r>
+        <w:rPr>
+          <w:lang w:val="en_US" w:bidi="en_US"/>
+        </w:rPr>
+        <w:t>Acts 8:1 (#1)</w:t>
       </w:r>
       <w:r>
         <w:rPr>
@@ -8249,70 +8312,7 @@
         <w:rPr>
           <w:lang w:val="en_US" w:bidi="en_US"/>
         </w:rPr>
-        <w:t>Acts 8:1 (#3)</w:t>
-      </w:r>
-      <w:r>
-        <w:rPr>
-          <w:lang w:val="en_US" w:bidi="en_US"/>
-        </w:rPr>
-      </w:r>
-    </w:p>
-    <w:p>
-      <w:pPr/>
-      <w:r>
-        <w:rPr>
-          <w:lang w:val="en_US" w:bidi="en_US"/>
-        </w:rPr>
-      </w:r>
-      <w:r>
-        <w:rPr>
-          <w:b/>
-          <w:lang w:val="en_US" w:bidi="en_US"/>
-        </w:rPr>
-        <w:t>What did the believers in Jerusalem do?</w:t>
-      </w:r>
-    </w:p>
-    <w:p>
-      <w:pPr/>
-      <w:r>
-        <w:rPr>
-          <w:lang w:val="en_US" w:bidi="en_US"/>
-        </w:rPr>
-      </w:r>
-      <w:r>
-        <w:rPr>
-          <w:lang w:val="en_US" w:bidi="en_US"/>
-        </w:rPr>
-        <w:t>The believers in Jerusalem became scattered throughout the regions of Judea and Samaria, thus spreading the faith to new areas.</w:t>
-      </w:r>
-      <w:r>
-        <w:rPr>
-          <w:lang w:val="en_US" w:bidi="en_US"/>
-        </w:rPr>
-      </w:r>
-      <w:r>
-        <w:rPr>
-          <w:lang w:val="en_US" w:bidi="en_US"/>
-        </w:rPr>
-      </w:r>
-    </w:p>
-    <w:p>
-      <w:pPr/>
-      <w:r>
-        <w:rPr>
-          <w:lang w:val="en_US" w:bidi="en_US"/>
-        </w:rPr>
-      </w:r>
-    </w:p>
-    <w:p>
-      <w:pPr>
-        <w:pStyle w:val="Heading2"/>
-      </w:pPr>
-      <w:r>
-        <w:rPr>
-          <w:lang w:val="en_US" w:bidi="en_US"/>
-        </w:rPr>
-        <w:t>Acts 8:6</w:t>
+        <w:t>Acts 8:6 (#1)</w:t>
       </w:r>
       <w:r>
         <w:rPr>
@@ -8375,7 +8375,7 @@
         <w:rPr>
           <w:lang w:val="en_US" w:bidi="en_US"/>
         </w:rPr>
-        <w:t>Acts 8:9–11</w:t>
+        <w:t>Acts 8:9–11 (#1)</w:t>
       </w:r>
       <w:r>
         <w:rPr>
@@ -8409,36 +8409,36 @@
         <w:rPr>
           <w:lang w:val="en_US" w:bidi="en_US"/>
         </w:rPr>
-        <w:t>The people had paid attention when they saw his sorceries.</w:t>
-      </w:r>
-      <w:r>
-        <w:rPr>
-          <w:lang w:val="en_US" w:bidi="en_US"/>
-        </w:rPr>
-      </w:r>
-      <w:r>
-        <w:rPr>
-          <w:lang w:val="en_US" w:bidi="en_US"/>
-        </w:rPr>
-      </w:r>
-    </w:p>
-    <w:p>
-      <w:pPr/>
-      <w:r>
-        <w:rPr>
-          <w:lang w:val="en_US" w:bidi="en_US"/>
-        </w:rPr>
-      </w:r>
-    </w:p>
-    <w:p>
-      <w:pPr>
-        <w:pStyle w:val="Heading2"/>
-      </w:pPr>
-      <w:r>
-        <w:rPr>
-          <w:lang w:val="en_US" w:bidi="en_US"/>
-        </w:rPr>
-        <w:t>Acts 8:13</w:t>
+        <w:t>The people had paid attention when they saw his acts of sorcery.</w:t>
+      </w:r>
+      <w:r>
+        <w:rPr>
+          <w:lang w:val="en_US" w:bidi="en_US"/>
+        </w:rPr>
+      </w:r>
+      <w:r>
+        <w:rPr>
+          <w:lang w:val="en_US" w:bidi="en_US"/>
+        </w:rPr>
+      </w:r>
+    </w:p>
+    <w:p>
+      <w:pPr/>
+      <w:r>
+        <w:rPr>
+          <w:lang w:val="en_US" w:bidi="en_US"/>
+        </w:rPr>
+      </w:r>
+    </w:p>
+    <w:p>
+      <w:pPr>
+        <w:pStyle w:val="Heading2"/>
+      </w:pPr>
+      <w:r>
+        <w:rPr>
+          <w:lang w:val="en_US" w:bidi="en_US"/>
+        </w:rPr>
+        <w:t>Acts 8:13 (#1)</w:t>
       </w:r>
       <w:r>
         <w:rPr>
@@ -8501,7 +8501,7 @@
         <w:rPr>
           <w:lang w:val="en_US" w:bidi="en_US"/>
         </w:rPr>
-        <w:t>Acts 8:17</w:t>
+        <w:t>Acts 8:17 (#1)</w:t>
       </w:r>
       <w:r>
         <w:rPr>
@@ -8564,7 +8564,7 @@
         <w:rPr>
           <w:lang w:val="en_US" w:bidi="en_US"/>
         </w:rPr>
-        <w:t>Acts 8:18–19</w:t>
+        <w:t>Acts 8:18–19 (#1)</w:t>
       </w:r>
       <w:r>
         <w:rPr>
@@ -8627,7 +8627,7 @@
         <w:rPr>
           <w:lang w:val="en_US" w:bidi="en_US"/>
         </w:rPr>
-        <w:t>Acts 8:23</w:t>
+        <w:t>Acts 8:23 (#1)</w:t>
       </w:r>
       <w:r>
         <w:rPr>
@@ -8690,7 +8690,7 @@
         <w:rPr>
           <w:lang w:val="en_US" w:bidi="en_US"/>
         </w:rPr>
-        <w:t>Acts 8:26</w:t>
+        <w:t>Acts 8:26 (#1)</w:t>
       </w:r>
       <w:r>
         <w:rPr>
@@ -8753,7 +8753,7 @@
         <w:rPr>
           <w:lang w:val="en_US" w:bidi="en_US"/>
         </w:rPr>
-        <w:t>Acts 8:27–28</w:t>
+        <w:t>Acts 8:27–28 (#1)</w:t>
       </w:r>
       <w:r>
         <w:rPr>
@@ -8816,7 +8816,7 @@
         <w:rPr>
           <w:lang w:val="en_US" w:bidi="en_US"/>
         </w:rPr>
-        <w:t>Acts 8:30</w:t>
+        <w:t>Acts 8:30 (#1)</w:t>
       </w:r>
       <w:r>
         <w:rPr>
@@ -8879,7 +8879,7 @@
         <w:rPr>
           <w:lang w:val="en_US" w:bidi="en_US"/>
         </w:rPr>
-        <w:t>Acts 8:31</w:t>
+        <w:t>Acts 8:31 (#1)</w:t>
       </w:r>
       <w:r>
         <w:rPr>
@@ -8942,7 +8942,7 @@
         <w:rPr>
           <w:lang w:val="en_US" w:bidi="en_US"/>
         </w:rPr>
-        <w:t>Acts 8:32</w:t>
+        <w:t>Acts 8:32 (#1)</w:t>
       </w:r>
       <w:r>
         <w:rPr>
@@ -9005,7 +9005,7 @@
         <w:rPr>
           <w:lang w:val="en_US" w:bidi="en_US"/>
         </w:rPr>
-        <w:t>Acts 8:34</w:t>
+        <w:t>Acts 8:34 (#1)</w:t>
       </w:r>
       <w:r>
         <w:rPr>
@@ -9068,7 +9068,7 @@
         <w:rPr>
           <w:lang w:val="en_US" w:bidi="en_US"/>
         </w:rPr>
-        <w:t>Acts 8:35</w:t>
+        <w:t>Acts 8:35 (#1)</w:t>
       </w:r>
       <w:r>
         <w:rPr>
@@ -9131,7 +9131,7 @@
         <w:rPr>
           <w:lang w:val="en_US" w:bidi="en_US"/>
         </w:rPr>
-        <w:t>Acts 8:38</w:t>
+        <w:t>Acts 8:38 (#1)</w:t>
       </w:r>
       <w:r>
         <w:rPr>
@@ -9194,7 +9194,70 @@
         <w:rPr>
           <w:lang w:val="en_US" w:bidi="en_US"/>
         </w:rPr>
-        <w:t>Acts 8:39</w:t>
+        <w:t>Acts 8:39 (#2)</w:t>
+      </w:r>
+      <w:r>
+        <w:rPr>
+          <w:lang w:val="en_US" w:bidi="en_US"/>
+        </w:rPr>
+      </w:r>
+    </w:p>
+    <w:p>
+      <w:pPr/>
+      <w:r>
+        <w:rPr>
+          <w:lang w:val="en_US" w:bidi="en_US"/>
+        </w:rPr>
+      </w:r>
+      <w:r>
+        <w:rPr>
+          <w:b/>
+          <w:lang w:val="en_US" w:bidi="en_US"/>
+        </w:rPr>
+        <w:t>What did the eunuch do when he came out of the water?</w:t>
+      </w:r>
+    </w:p>
+    <w:p>
+      <w:pPr/>
+      <w:r>
+        <w:rPr>
+          <w:lang w:val="en_US" w:bidi="en_US"/>
+        </w:rPr>
+      </w:r>
+      <w:r>
+        <w:rPr>
+          <w:lang w:val="en_US" w:bidi="en_US"/>
+        </w:rPr>
+        <w:t>When the eunuch came out of the water, he went on his way rejoicing.</w:t>
+      </w:r>
+      <w:r>
+        <w:rPr>
+          <w:lang w:val="en_US" w:bidi="en_US"/>
+        </w:rPr>
+      </w:r>
+      <w:r>
+        <w:rPr>
+          <w:lang w:val="en_US" w:bidi="en_US"/>
+        </w:rPr>
+      </w:r>
+    </w:p>
+    <w:p>
+      <w:pPr/>
+      <w:r>
+        <w:rPr>
+          <w:lang w:val="en_US" w:bidi="en_US"/>
+        </w:rPr>
+      </w:r>
+    </w:p>
+    <w:p>
+      <w:pPr>
+        <w:pStyle w:val="Heading2"/>
+      </w:pPr>
+      <w:r>
+        <w:rPr>
+          <w:lang w:val="en_US" w:bidi="en_US"/>
+        </w:rPr>
+        <w:t>Acts 8:39 (#1)</w:t>
       </w:r>
       <w:r>
         <w:rPr>
@@ -9257,70 +9320,7 @@
         <w:rPr>
           <w:lang w:val="en_US" w:bidi="en_US"/>
         </w:rPr>
-        <w:t>Acts 8:39 (#2)</w:t>
-      </w:r>
-      <w:r>
-        <w:rPr>
-          <w:lang w:val="en_US" w:bidi="en_US"/>
-        </w:rPr>
-      </w:r>
-    </w:p>
-    <w:p>
-      <w:pPr/>
-      <w:r>
-        <w:rPr>
-          <w:lang w:val="en_US" w:bidi="en_US"/>
-        </w:rPr>
-      </w:r>
-      <w:r>
-        <w:rPr>
-          <w:b/>
-          <w:lang w:val="en_US" w:bidi="en_US"/>
-        </w:rPr>
-        <w:t>What did the eunuch do when he came out of the water?</w:t>
-      </w:r>
-    </w:p>
-    <w:p>
-      <w:pPr/>
-      <w:r>
-        <w:rPr>
-          <w:lang w:val="en_US" w:bidi="en_US"/>
-        </w:rPr>
-      </w:r>
-      <w:r>
-        <w:rPr>
-          <w:lang w:val="en_US" w:bidi="en_US"/>
-        </w:rPr>
-        <w:t>When the eunuch came out of the water, he went on his way rejoicing.</w:t>
-      </w:r>
-      <w:r>
-        <w:rPr>
-          <w:lang w:val="en_US" w:bidi="en_US"/>
-        </w:rPr>
-      </w:r>
-      <w:r>
-        <w:rPr>
-          <w:lang w:val="en_US" w:bidi="en_US"/>
-        </w:rPr>
-      </w:r>
-    </w:p>
-    <w:p>
-      <w:pPr/>
-      <w:r>
-        <w:rPr>
-          <w:lang w:val="en_US" w:bidi="en_US"/>
-        </w:rPr>
-      </w:r>
-    </w:p>
-    <w:p>
-      <w:pPr>
-        <w:pStyle w:val="Heading2"/>
-      </w:pPr>
-      <w:r>
-        <w:rPr>
-          <w:lang w:val="en_US" w:bidi="en_US"/>
-        </w:rPr>
-        <w:t>Acts 9:1–2</w:t>
+        <w:t>Acts 9:1–2 (#1)</w:t>
       </w:r>
       <w:r>
         <w:rPr>
@@ -9383,7 +9383,7 @@
         <w:rPr>
           <w:lang w:val="en_US" w:bidi="en_US"/>
         </w:rPr>
-        <w:t>Acts 9:3</w:t>
+        <w:t>Acts 9:3 (#1)</w:t>
       </w:r>
       <w:r>
         <w:rPr>
@@ -9446,7 +9446,7 @@
         <w:rPr>
           <w:lang w:val="en_US" w:bidi="en_US"/>
         </w:rPr>
-        <w:t>Acts 9:4</w:t>
+        <w:t>Acts 9:4 (#1)</w:t>
       </w:r>
       <w:r>
         <w:rPr>
@@ -9480,36 +9480,36 @@
         <w:rPr>
           <w:lang w:val="en_US" w:bidi="en_US"/>
         </w:rPr>
-        <w:t>The voice said, “Saul, Saul, why are you persecuting me”.</w:t>
-      </w:r>
-      <w:r>
-        <w:rPr>
-          <w:lang w:val="en_US" w:bidi="en_US"/>
-        </w:rPr>
-      </w:r>
-      <w:r>
-        <w:rPr>
-          <w:lang w:val="en_US" w:bidi="en_US"/>
-        </w:rPr>
-      </w:r>
-    </w:p>
-    <w:p>
-      <w:pPr/>
-      <w:r>
-        <w:rPr>
-          <w:lang w:val="en_US" w:bidi="en_US"/>
-        </w:rPr>
-      </w:r>
-    </w:p>
-    <w:p>
-      <w:pPr>
-        <w:pStyle w:val="Heading2"/>
-      </w:pPr>
-      <w:r>
-        <w:rPr>
-          <w:lang w:val="en_US" w:bidi="en_US"/>
-        </w:rPr>
-        <w:t>Acts 9:5</w:t>
+        <w:t>The voice said, “Saul, Saul, why are you persecuting me.”</w:t>
+      </w:r>
+      <w:r>
+        <w:rPr>
+          <w:lang w:val="en_US" w:bidi="en_US"/>
+        </w:rPr>
+      </w:r>
+      <w:r>
+        <w:rPr>
+          <w:lang w:val="en_US" w:bidi="en_US"/>
+        </w:rPr>
+      </w:r>
+    </w:p>
+    <w:p>
+      <w:pPr/>
+      <w:r>
+        <w:rPr>
+          <w:lang w:val="en_US" w:bidi="en_US"/>
+        </w:rPr>
+      </w:r>
+    </w:p>
+    <w:p>
+      <w:pPr>
+        <w:pStyle w:val="Heading2"/>
+      </w:pPr>
+      <w:r>
+        <w:rPr>
+          <w:lang w:val="en_US" w:bidi="en_US"/>
+        </w:rPr>
+        <w:t>Acts 9:5 (#1)</w:t>
       </w:r>
       <w:r>
         <w:rPr>
@@ -9543,36 +9543,36 @@
         <w:rPr>
           <w:lang w:val="en_US" w:bidi="en_US"/>
         </w:rPr>
-        <w:t>The answer was, “I am Jesus whom you are persecuting”.</w:t>
-      </w:r>
-      <w:r>
-        <w:rPr>
-          <w:lang w:val="en_US" w:bidi="en_US"/>
-        </w:rPr>
-      </w:r>
-      <w:r>
-        <w:rPr>
-          <w:lang w:val="en_US" w:bidi="en_US"/>
-        </w:rPr>
-      </w:r>
-    </w:p>
-    <w:p>
-      <w:pPr/>
-      <w:r>
-        <w:rPr>
-          <w:lang w:val="en_US" w:bidi="en_US"/>
-        </w:rPr>
-      </w:r>
-    </w:p>
-    <w:p>
-      <w:pPr>
-        <w:pStyle w:val="Heading2"/>
-      </w:pPr>
-      <w:r>
-        <w:rPr>
-          <w:lang w:val="en_US" w:bidi="en_US"/>
-        </w:rPr>
-        <w:t>Acts 9:8</w:t>
+        <w:t>The answer was, “I am Jesus whom you are persecuting.”</w:t>
+      </w:r>
+      <w:r>
+        <w:rPr>
+          <w:lang w:val="en_US" w:bidi="en_US"/>
+        </w:rPr>
+      </w:r>
+      <w:r>
+        <w:rPr>
+          <w:lang w:val="en_US" w:bidi="en_US"/>
+        </w:rPr>
+      </w:r>
+    </w:p>
+    <w:p>
+      <w:pPr/>
+      <w:r>
+        <w:rPr>
+          <w:lang w:val="en_US" w:bidi="en_US"/>
+        </w:rPr>
+      </w:r>
+    </w:p>
+    <w:p>
+      <w:pPr>
+        <w:pStyle w:val="Heading2"/>
+      </w:pPr>
+      <w:r>
+        <w:rPr>
+          <w:lang w:val="en_US" w:bidi="en_US"/>
+        </w:rPr>
+        <w:t>Acts 9:8 (#1)</w:t>
       </w:r>
       <w:r>
         <w:rPr>
@@ -9635,7 +9635,7 @@
         <w:rPr>
           <w:lang w:val="en_US" w:bidi="en_US"/>
         </w:rPr>
-        <w:t>Acts 9:8–9</w:t>
+        <w:t>Acts 9:8–9 (#1)</w:t>
       </w:r>
       <w:r>
         <w:rPr>
@@ -9698,7 +9698,7 @@
         <w:rPr>
           <w:lang w:val="en_US" w:bidi="en_US"/>
         </w:rPr>
-        <w:t>Acts 9:11–12</w:t>
+        <w:t>Acts 9:11–12 (#1)</w:t>
       </w:r>
       <w:r>
         <w:rPr>
@@ -9761,7 +9761,7 @@
         <w:rPr>
           <w:lang w:val="en_US" w:bidi="en_US"/>
         </w:rPr>
-        <w:t>Acts 9:13–14</w:t>
+        <w:t>Acts 9:13–14 (#1)</w:t>
       </w:r>
       <w:r>
         <w:rPr>
@@ -9824,7 +9824,7 @@
         <w:rPr>
           <w:lang w:val="en_US" w:bidi="en_US"/>
         </w:rPr>
-        <w:t>Acts 9:15</w:t>
+        <w:t>Acts 9:15 (#1)</w:t>
       </w:r>
       <w:r>
         <w:rPr>
@@ -9887,7 +9887,7 @@
         <w:rPr>
           <w:lang w:val="en_US" w:bidi="en_US"/>
         </w:rPr>
-        <w:t>Acts 9:16</w:t>
+        <w:t>Acts 9:16 (#1)</w:t>
       </w:r>
       <w:r>
         <w:rPr>
@@ -9950,7 +9950,7 @@
         <w:rPr>
           <w:lang w:val="en_US" w:bidi="en_US"/>
         </w:rPr>
-        <w:t>Acts 9:18–19</w:t>
+        <w:t>Acts 9:18–19 (#1)</w:t>
       </w:r>
       <w:r>
         <w:rPr>
@@ -10013,7 +10013,7 @@
         <w:rPr>
           <w:lang w:val="en_US" w:bidi="en_US"/>
         </w:rPr>
-        <w:t>Acts 9:20</w:t>
+        <w:t>Acts 9:20 (#1)</w:t>
       </w:r>
       <w:r>
         <w:rPr>
@@ -10076,7 +10076,7 @@
         <w:rPr>
           <w:lang w:val="en_US" w:bidi="en_US"/>
         </w:rPr>
-        <w:t>Acts 9:25</w:t>
+        <w:t>Acts 9:25 (#1)</w:t>
       </w:r>
       <w:r>
         <w:rPr>
@@ -10139,7 +10139,7 @@
         <w:rPr>
           <w:lang w:val="en_US" w:bidi="en_US"/>
         </w:rPr>
-        <w:t>Acts 9:26</w:t>
+        <w:t>Acts 9:26 (#1)</w:t>
       </w:r>
       <w:r>
         <w:rPr>
@@ -10202,7 +10202,7 @@
         <w:rPr>
           <w:lang w:val="en_US" w:bidi="en_US"/>
         </w:rPr>
-        <w:t>Acts 9:27</w:t>
+        <w:t>Acts 9:27 (#1)</w:t>
       </w:r>
       <w:r>
         <w:rPr>
@@ -10265,7 +10265,7 @@
         <w:rPr>
           <w:lang w:val="en_US" w:bidi="en_US"/>
         </w:rPr>
-        <w:t>Acts 9:28</w:t>
+        <w:t>Acts 9:28 (#1)</w:t>
       </w:r>
       <w:r>
         <w:rPr>
@@ -10328,7 +10328,7 @@
         <w:rPr>
           <w:lang w:val="en_US" w:bidi="en_US"/>
         </w:rPr>
-        <w:t>Acts 9:31</w:t>
+        <w:t>Acts 9:31 (#1)</w:t>
       </w:r>
       <w:r>
         <w:rPr>
@@ -10391,7 +10391,7 @@
         <w:rPr>
           <w:lang w:val="en_US" w:bidi="en_US"/>
         </w:rPr>
-        <w:t>Acts 9:33–35</w:t>
+        <w:t>Acts 9:33–35 (#1)</w:t>
       </w:r>
       <w:r>
         <w:rPr>
@@ -10454,7 +10454,7 @@
         <w:rPr>
           <w:lang w:val="en_US" w:bidi="en_US"/>
         </w:rPr>
-        <w:t>Acts 9:40</w:t>
+        <w:t>Acts 9:40 (#1)</w:t>
       </w:r>
       <w:r>
         <w:rPr>
@@ -10517,7 +10517,7 @@
         <w:rPr>
           <w:lang w:val="en_US" w:bidi="en_US"/>
         </w:rPr>
-        <w:t>Acts 10:1–2</w:t>
+        <w:t>Acts 10:1–2 (#1)</w:t>
       </w:r>
       <w:r>
         <w:rPr>
@@ -10580,7 +10580,7 @@
         <w:rPr>
           <w:lang w:val="en_US" w:bidi="en_US"/>
         </w:rPr>
-        <w:t>Acts 10:4</w:t>
+        <w:t>Acts 10:4 (#1)</w:t>
       </w:r>
       <w:r>
         <w:rPr>
@@ -10643,7 +10643,7 @@
         <w:rPr>
           <w:lang w:val="en_US" w:bidi="en_US"/>
         </w:rPr>
-        <w:t>Acts 10:5</w:t>
+        <w:t>Acts 10:5 (#1)</w:t>
       </w:r>
       <w:r>
         <w:rPr>
@@ -10706,7 +10706,7 @@
         <w:rPr>
           <w:lang w:val="en_US" w:bidi="en_US"/>
         </w:rPr>
-        <w:t>Acts 10:11–12</w:t>
+        <w:t>Acts 10:11–12 (#1)</w:t>
       </w:r>
       <w:r>
         <w:rPr>
@@ -10769,7 +10769,7 @@
         <w:rPr>
           <w:lang w:val="en_US" w:bidi="en_US"/>
         </w:rPr>
-        <w:t>Acts 10:13</w:t>
+        <w:t>Acts 10:13 (#1)</w:t>
       </w:r>
       <w:r>
         <w:rPr>
@@ -10803,36 +10803,36 @@
         <w:rPr>
           <w:lang w:val="en_US" w:bidi="en_US"/>
         </w:rPr>
-        <w:t>A voice said to Peter, “Rise, Peter, kill and eat”.</w:t>
-      </w:r>
-      <w:r>
-        <w:rPr>
-          <w:lang w:val="en_US" w:bidi="en_US"/>
-        </w:rPr>
-      </w:r>
-      <w:r>
-        <w:rPr>
-          <w:lang w:val="en_US" w:bidi="en_US"/>
-        </w:rPr>
-      </w:r>
-    </w:p>
-    <w:p>
-      <w:pPr/>
-      <w:r>
-        <w:rPr>
-          <w:lang w:val="en_US" w:bidi="en_US"/>
-        </w:rPr>
-      </w:r>
-    </w:p>
-    <w:p>
-      <w:pPr>
-        <w:pStyle w:val="Heading2"/>
-      </w:pPr>
-      <w:r>
-        <w:rPr>
-          <w:lang w:val="en_US" w:bidi="en_US"/>
-        </w:rPr>
-        <w:t>Acts 10:14</w:t>
+        <w:t>A voice said to Peter, “Rise, Peter, kill and eat.”</w:t>
+      </w:r>
+      <w:r>
+        <w:rPr>
+          <w:lang w:val="en_US" w:bidi="en_US"/>
+        </w:rPr>
+      </w:r>
+      <w:r>
+        <w:rPr>
+          <w:lang w:val="en_US" w:bidi="en_US"/>
+        </w:rPr>
+      </w:r>
+    </w:p>
+    <w:p>
+      <w:pPr/>
+      <w:r>
+        <w:rPr>
+          <w:lang w:val="en_US" w:bidi="en_US"/>
+        </w:rPr>
+      </w:r>
+    </w:p>
+    <w:p>
+      <w:pPr>
+        <w:pStyle w:val="Heading2"/>
+      </w:pPr>
+      <w:r>
+        <w:rPr>
+          <w:lang w:val="en_US" w:bidi="en_US"/>
+        </w:rPr>
+        <w:t>Acts 10:14 (#1)</w:t>
       </w:r>
       <w:r>
         <w:rPr>
@@ -10895,7 +10895,7 @@
         <w:rPr>
           <w:lang w:val="en_US" w:bidi="en_US"/>
         </w:rPr>
-        <w:t>Acts 10:15</w:t>
+        <w:t>Acts 10:15 (#1)</w:t>
       </w:r>
       <w:r>
         <w:rPr>
@@ -10929,36 +10929,36 @@
         <w:rPr>
           <w:lang w:val="en_US" w:bidi="en_US"/>
         </w:rPr>
-        <w:t>The voice said, “What God has cleansed, do not call defiled”.</w:t>
-      </w:r>
-      <w:r>
-        <w:rPr>
-          <w:lang w:val="en_US" w:bidi="en_US"/>
-        </w:rPr>
-      </w:r>
-      <w:r>
-        <w:rPr>
-          <w:lang w:val="en_US" w:bidi="en_US"/>
-        </w:rPr>
-      </w:r>
-    </w:p>
-    <w:p>
-      <w:pPr/>
-      <w:r>
-        <w:rPr>
-          <w:lang w:val="en_US" w:bidi="en_US"/>
-        </w:rPr>
-      </w:r>
-    </w:p>
-    <w:p>
-      <w:pPr>
-        <w:pStyle w:val="Heading2"/>
-      </w:pPr>
-      <w:r>
-        <w:rPr>
-          <w:lang w:val="en_US" w:bidi="en_US"/>
-        </w:rPr>
-        <w:t>Acts 10:20</w:t>
+        <w:t>The voice said, “What God has cleansed, do not call defiled.”</w:t>
+      </w:r>
+      <w:r>
+        <w:rPr>
+          <w:lang w:val="en_US" w:bidi="en_US"/>
+        </w:rPr>
+      </w:r>
+      <w:r>
+        <w:rPr>
+          <w:lang w:val="en_US" w:bidi="en_US"/>
+        </w:rPr>
+      </w:r>
+    </w:p>
+    <w:p>
+      <w:pPr/>
+      <w:r>
+        <w:rPr>
+          <w:lang w:val="en_US" w:bidi="en_US"/>
+        </w:rPr>
+      </w:r>
+    </w:p>
+    <w:p>
+      <w:pPr>
+        <w:pStyle w:val="Heading2"/>
+      </w:pPr>
+      <w:r>
+        <w:rPr>
+          <w:lang w:val="en_US" w:bidi="en_US"/>
+        </w:rPr>
+        <w:t>Acts 10:20 (#1)</w:t>
       </w:r>
       <w:r>
         <w:rPr>
@@ -11021,7 +11021,7 @@
         <w:rPr>
           <w:lang w:val="en_US" w:bidi="en_US"/>
         </w:rPr>
-        <w:t>Acts 10:22</w:t>
+        <w:t>Acts 10:22 (#1)</w:t>
       </w:r>
       <w:r>
         <w:rPr>
@@ -11084,7 +11084,7 @@
         <w:rPr>
           <w:lang w:val="en_US" w:bidi="en_US"/>
         </w:rPr>
-        <w:t>Acts 10:26</w:t>
+        <w:t>Acts 10:26 (#1)</w:t>
       </w:r>
       <w:r>
         <w:rPr>
@@ -11147,7 +11147,7 @@
         <w:rPr>
           <w:lang w:val="en_US" w:bidi="en_US"/>
         </w:rPr>
-        <w:t>Acts 10:28</w:t>
+        <w:t>Acts 10:28 (#1)</w:t>
       </w:r>
       <w:r>
         <w:rPr>
@@ -11210,7 +11210,7 @@
         <w:rPr>
           <w:lang w:val="en_US" w:bidi="en_US"/>
         </w:rPr>
-        <w:t>Acts 10:35</w:t>
+        <w:t>Acts 10:35 (#1)</w:t>
       </w:r>
       <w:r>
         <w:rPr>
@@ -11273,7 +11273,7 @@
         <w:rPr>
           <w:lang w:val="en_US" w:bidi="en_US"/>
         </w:rPr>
-        <w:t>Acts 10:38</w:t>
+        <w:t>Acts 10:38 (#1)</w:t>
       </w:r>
       <w:r>
         <w:rPr>
@@ -11336,7 +11336,7 @@
         <w:rPr>
           <w:lang w:val="en_US" w:bidi="en_US"/>
         </w:rPr>
-        <w:t>Acts 10:40–41</w:t>
+        <w:t>Acts 10:40–41 (#1)</w:t>
       </w:r>
       <w:r>
         <w:rPr>
@@ -11399,7 +11399,7 @@
         <w:rPr>
           <w:lang w:val="en_US" w:bidi="en_US"/>
         </w:rPr>
-        <w:t>Acts 10:42</w:t>
+        <w:t>Acts 10:42 (#1)</w:t>
       </w:r>
       <w:r>
         <w:rPr>
@@ -11462,7 +11462,7 @@
         <w:rPr>
           <w:lang w:val="en_US" w:bidi="en_US"/>
         </w:rPr>
-        <w:t>Acts 10:43</w:t>
+        <w:t>Acts 10:43 (#1)</w:t>
       </w:r>
       <w:r>
         <w:rPr>
@@ -11525,7 +11525,7 @@
         <w:rPr>
           <w:lang w:val="en_US" w:bidi="en_US"/>
         </w:rPr>
-        <w:t>Acts 10:44</w:t>
+        <w:t>Acts 10:44 (#1)</w:t>
       </w:r>
       <w:r>
         <w:rPr>
@@ -11588,7 +11588,7 @@
         <w:rPr>
           <w:lang w:val="en_US" w:bidi="en_US"/>
         </w:rPr>
-        <w:t>Acts 10:45</w:t>
+        <w:t>Acts 10:45 (#1)</w:t>
       </w:r>
       <w:r>
         <w:rPr>
@@ -11651,7 +11651,7 @@
         <w:rPr>
           <w:lang w:val="en_US" w:bidi="en_US"/>
         </w:rPr>
-        <w:t>Acts 10:46</w:t>
+        <w:t>Acts 10:46 (#1)</w:t>
       </w:r>
       <w:r>
         <w:rPr>
@@ -11714,7 +11714,7 @@
         <w:rPr>
           <w:lang w:val="en_US" w:bidi="en_US"/>
         </w:rPr>
-        <w:t>Acts 10:48</w:t>
+        <w:t>Acts 10:48 (#1)</w:t>
       </w:r>
       <w:r>
         <w:rPr>
@@ -11777,7 +11777,7 @@
         <w:rPr>
           <w:lang w:val="en_US" w:bidi="en_US"/>
         </w:rPr>
-        <w:t>Acts 11:1</w:t>
+        <w:t>Acts 11:1 (#1)</w:t>
       </w:r>
       <w:r>
         <w:rPr>
@@ -11840,7 +11840,7 @@
         <w:rPr>
           <w:lang w:val="en_US" w:bidi="en_US"/>
         </w:rPr>
-        <w:t>Acts 11:2–3</w:t>
+        <w:t>Acts 11:2–3 (#1)</w:t>
       </w:r>
       <w:r>
         <w:rPr>
@@ -11903,7 +11903,7 @@
         <w:rPr>
           <w:lang w:val="en_US" w:bidi="en_US"/>
         </w:rPr>
-        <w:t>Acts 11:15</w:t>
+        <w:t>Acts 11:15 (#1)</w:t>
       </w:r>
       <w:r>
         <w:rPr>
@@ -11966,7 +11966,7 @@
         <w:rPr>
           <w:lang w:val="en_US" w:bidi="en_US"/>
         </w:rPr>
-        <w:t>Acts 11:18</w:t>
+        <w:t>Acts 11:18 (#1)</w:t>
       </w:r>
       <w:r>
         <w:rPr>
@@ -12029,7 +12029,7 @@
         <w:rPr>
           <w:lang w:val="en_US" w:bidi="en_US"/>
         </w:rPr>
-        <w:t>Acts 11:19</w:t>
+        <w:t>Acts 11:19 (#1)</w:t>
       </w:r>
       <w:r>
         <w:rPr>
@@ -12092,7 +12092,7 @@
         <w:rPr>
           <w:lang w:val="en_US" w:bidi="en_US"/>
         </w:rPr>
-        <w:t>Acts 11:20–21</w:t>
+        <w:t>Acts 11:20–21 (#1)</w:t>
       </w:r>
       <w:r>
         <w:rPr>
@@ -12155,7 +12155,7 @@
         <w:rPr>
           <w:lang w:val="en_US" w:bidi="en_US"/>
         </w:rPr>
-        <w:t>Acts 11:22–23</w:t>
+        <w:t>Acts 11:22–23 (#1)</w:t>
       </w:r>
       <w:r>
         <w:rPr>
@@ -12218,7 +12218,70 @@
         <w:rPr>
           <w:lang w:val="en_US" w:bidi="en_US"/>
         </w:rPr>
-        <w:t>Acts 11:26</w:t>
+        <w:t>Acts 11:26 (#2)</w:t>
+      </w:r>
+      <w:r>
+        <w:rPr>
+          <w:lang w:val="en_US" w:bidi="en_US"/>
+        </w:rPr>
+      </w:r>
+    </w:p>
+    <w:p>
+      <w:pPr/>
+      <w:r>
+        <w:rPr>
+          <w:lang w:val="en_US" w:bidi="en_US"/>
+        </w:rPr>
+      </w:r>
+      <w:r>
+        <w:rPr>
+          <w:b/>
+          <w:lang w:val="en_US" w:bidi="en_US"/>
+        </w:rPr>
+        <w:t>What name did the disciples first receive in Antioch?</w:t>
+      </w:r>
+    </w:p>
+    <w:p>
+      <w:pPr/>
+      <w:r>
+        <w:rPr>
+          <w:lang w:val="en_US" w:bidi="en_US"/>
+        </w:rPr>
+      </w:r>
+      <w:r>
+        <w:rPr>
+          <w:lang w:val="en_US" w:bidi="en_US"/>
+        </w:rPr>
+        <w:t>The disciples were called Christians first in Antioch.</w:t>
+      </w:r>
+      <w:r>
+        <w:rPr>
+          <w:lang w:val="en_US" w:bidi="en_US"/>
+        </w:rPr>
+      </w:r>
+      <w:r>
+        <w:rPr>
+          <w:lang w:val="en_US" w:bidi="en_US"/>
+        </w:rPr>
+      </w:r>
+    </w:p>
+    <w:p>
+      <w:pPr/>
+      <w:r>
+        <w:rPr>
+          <w:lang w:val="en_US" w:bidi="en_US"/>
+        </w:rPr>
+      </w:r>
+    </w:p>
+    <w:p>
+      <w:pPr>
+        <w:pStyle w:val="Heading2"/>
+      </w:pPr>
+      <w:r>
+        <w:rPr>
+          <w:lang w:val="en_US" w:bidi="en_US"/>
+        </w:rPr>
+        <w:t>Acts 11:26 (#1)</w:t>
       </w:r>
       <w:r>
         <w:rPr>
@@ -12281,70 +12344,7 @@
         <w:rPr>
           <w:lang w:val="en_US" w:bidi="en_US"/>
         </w:rPr>
-        <w:t>Acts 11:26 (#2)</w:t>
-      </w:r>
-      <w:r>
-        <w:rPr>
-          <w:lang w:val="en_US" w:bidi="en_US"/>
-        </w:rPr>
-      </w:r>
-    </w:p>
-    <w:p>
-      <w:pPr/>
-      <w:r>
-        <w:rPr>
-          <w:lang w:val="en_US" w:bidi="en_US"/>
-        </w:rPr>
-      </w:r>
-      <w:r>
-        <w:rPr>
-          <w:b/>
-          <w:lang w:val="en_US" w:bidi="en_US"/>
-        </w:rPr>
-        <w:t>What name did the disciples first receive in Antioch?</w:t>
-      </w:r>
-    </w:p>
-    <w:p>
-      <w:pPr/>
-      <w:r>
-        <w:rPr>
-          <w:lang w:val="en_US" w:bidi="en_US"/>
-        </w:rPr>
-      </w:r>
-      <w:r>
-        <w:rPr>
-          <w:lang w:val="en_US" w:bidi="en_US"/>
-        </w:rPr>
-        <w:t>The disciples were called Christians first in Antioch.</w:t>
-      </w:r>
-      <w:r>
-        <w:rPr>
-          <w:lang w:val="en_US" w:bidi="en_US"/>
-        </w:rPr>
-      </w:r>
-      <w:r>
-        <w:rPr>
-          <w:lang w:val="en_US" w:bidi="en_US"/>
-        </w:rPr>
-      </w:r>
-    </w:p>
-    <w:p>
-      <w:pPr/>
-      <w:r>
-        <w:rPr>
-          <w:lang w:val="en_US" w:bidi="en_US"/>
-        </w:rPr>
-      </w:r>
-    </w:p>
-    <w:p>
-      <w:pPr>
-        <w:pStyle w:val="Heading2"/>
-      </w:pPr>
-      <w:r>
-        <w:rPr>
-          <w:lang w:val="en_US" w:bidi="en_US"/>
-        </w:rPr>
-        <w:t>Acts 11:28</w:t>
+        <w:t>Acts 11:28 (#1)</w:t>
       </w:r>
       <w:r>
         <w:rPr>
@@ -12407,7 +12407,7 @@
         <w:rPr>
           <w:lang w:val="en_US" w:bidi="en_US"/>
         </w:rPr>
-        <w:t>Acts 11:29–30</w:t>
+        <w:t>Acts 11:29–30 (#1)</w:t>
       </w:r>
       <w:r>
         <w:rPr>
@@ -12470,7 +12470,7 @@
         <w:rPr>
           <w:lang w:val="en_US" w:bidi="en_US"/>
         </w:rPr>
-        <w:t>Acts 12:2</w:t>
+        <w:t>Acts 12:2 (#1)</w:t>
       </w:r>
       <w:r>
         <w:rPr>
@@ -12533,7 +12533,7 @@
         <w:rPr>
           <w:lang w:val="en_US" w:bidi="en_US"/>
         </w:rPr>
-        <w:t>Acts 12:3–4</w:t>
+        <w:t>Acts 12:3–4 (#1)</w:t>
       </w:r>
       <w:r>
         <w:rPr>
@@ -12596,7 +12596,7 @@
         <w:rPr>
           <w:lang w:val="en_US" w:bidi="en_US"/>
         </w:rPr>
-        <w:t>Acts 12:5</w:t>
+        <w:t>Acts 12:5 (#1)</w:t>
       </w:r>
       <w:r>
         <w:rPr>
@@ -12659,7 +12659,7 @@
         <w:rPr>
           <w:lang w:val="en_US" w:bidi="en_US"/>
         </w:rPr>
-        <w:t>Acts 12:8–10</w:t>
+        <w:t>Acts 12:8–10 (#1)</w:t>
       </w:r>
       <w:r>
         <w:rPr>
@@ -12722,7 +12722,7 @@
         <w:rPr>
           <w:lang w:val="en_US" w:bidi="en_US"/>
         </w:rPr>
-        <w:t>Acts 12:13–14</w:t>
+        <w:t>Acts 12:13–14 (#1)</w:t>
       </w:r>
       <w:r>
         <w:rPr>
@@ -12785,7 +12785,7 @@
         <w:rPr>
           <w:lang w:val="en_US" w:bidi="en_US"/>
         </w:rPr>
-        <w:t>Acts 12:15</w:t>
+        <w:t>Acts 12:15 (#1)</w:t>
       </w:r>
       <w:r>
         <w:rPr>
@@ -12848,7 +12848,7 @@
         <w:rPr>
           <w:lang w:val="en_US" w:bidi="en_US"/>
         </w:rPr>
-        <w:t>Acts 12:17</w:t>
+        <w:t>Acts 12:17 (#1)</w:t>
       </w:r>
       <w:r>
         <w:rPr>
@@ -12911,7 +12911,7 @@
         <w:rPr>
           <w:lang w:val="en_US" w:bidi="en_US"/>
         </w:rPr>
-        <w:t>Acts 12:19</w:t>
+        <w:t>Acts 12:19 (#1)</w:t>
       </w:r>
       <w:r>
         <w:rPr>
@@ -12974,7 +12974,7 @@
         <w:rPr>
           <w:lang w:val="en_US" w:bidi="en_US"/>
         </w:rPr>
-        <w:t>Acts 12:22</w:t>
+        <w:t>Acts 12:22 (#1)</w:t>
       </w:r>
       <w:r>
         <w:rPr>
@@ -13037,7 +13037,7 @@
         <w:rPr>
           <w:lang w:val="en_US" w:bidi="en_US"/>
         </w:rPr>
-        <w:t>Acts 12:23</w:t>
+        <w:t>Acts 12:23 (#1)</w:t>
       </w:r>
       <w:r>
         <w:rPr>
@@ -13100,7 +13100,7 @@
         <w:rPr>
           <w:lang w:val="en_US" w:bidi="en_US"/>
         </w:rPr>
-        <w:t>Acts 12:24</w:t>
+        <w:t>Acts 12:24 (#1)</w:t>
       </w:r>
       <w:r>
         <w:rPr>
@@ -13163,7 +13163,7 @@
         <w:rPr>
           <w:lang w:val="en_US" w:bidi="en_US"/>
         </w:rPr>
-        <w:t>Acts 12:25</w:t>
+        <w:t>Acts 12:25 (#1)</w:t>
       </w:r>
       <w:r>
         <w:rPr>
@@ -13226,7 +13226,7 @@
         <w:rPr>
           <w:lang w:val="en_US" w:bidi="en_US"/>
         </w:rPr>
-        <w:t>Acts 13:2</w:t>
+        <w:t>Acts 13:2 (#1)</w:t>
       </w:r>
       <w:r>
         <w:rPr>
@@ -13352,7 +13352,7 @@
         <w:rPr>
           <w:lang w:val="en_US" w:bidi="en_US"/>
         </w:rPr>
-        <w:t>Acts 13:3</w:t>
+        <w:t>Acts 13:3 (#1)</w:t>
       </w:r>
       <w:r>
         <w:rPr>
@@ -13415,7 +13415,7 @@
         <w:rPr>
           <w:lang w:val="en_US" w:bidi="en_US"/>
         </w:rPr>
-        <w:t>Acts 13:5</w:t>
+        <w:t>Acts 13:5 (#1)</w:t>
       </w:r>
       <w:r>
         <w:rPr>
@@ -13478,7 +13478,7 @@
         <w:rPr>
           <w:lang w:val="en_US" w:bidi="en_US"/>
         </w:rPr>
-        <w:t>Acts 13:6–7</w:t>
+        <w:t>Acts 13:6–7 (#1)</w:t>
       </w:r>
       <w:r>
         <w:rPr>
@@ -13541,7 +13541,7 @@
         <w:rPr>
           <w:lang w:val="en_US" w:bidi="en_US"/>
         </w:rPr>
-        <w:t>Acts 13:7</w:t>
+        <w:t>Acts 13:7 (#1)</w:t>
       </w:r>
       <w:r>
         <w:rPr>
@@ -13604,7 +13604,7 @@
         <w:rPr>
           <w:lang w:val="en_US" w:bidi="en_US"/>
         </w:rPr>
-        <w:t>Acts 13:9</w:t>
+        <w:t>Acts 13:9 (#1)</w:t>
       </w:r>
       <w:r>
         <w:rPr>
@@ -13667,7 +13667,7 @@
         <w:rPr>
           <w:lang w:val="en_US" w:bidi="en_US"/>
         </w:rPr>
-        <w:t>Acts 13:11</w:t>
+        <w:t>Acts 13:11 (#1)</w:t>
       </w:r>
       <w:r>
         <w:rPr>
@@ -13730,7 +13730,7 @@
         <w:rPr>
           <w:lang w:val="en_US" w:bidi="en_US"/>
         </w:rPr>
-        <w:t>Acts 13:12</w:t>
+        <w:t>Acts 13:12 (#1)</w:t>
       </w:r>
       <w:r>
         <w:rPr>
@@ -13793,7 +13793,7 @@
         <w:rPr>
           <w:lang w:val="en_US" w:bidi="en_US"/>
         </w:rPr>
-        <w:t>Acts 13:13</w:t>
+        <w:t>Acts 13:13 (#1)</w:t>
       </w:r>
       <w:r>
         <w:rPr>
@@ -13856,7 +13856,7 @@
         <w:rPr>
           <w:lang w:val="en_US" w:bidi="en_US"/>
         </w:rPr>
-        <w:t>Acts 13:15</w:t>
+        <w:t>Acts 13:15 (#1)</w:t>
       </w:r>
       <w:r>
         <w:rPr>
@@ -13919,7 +13919,7 @@
         <w:rPr>
           <w:lang w:val="en_US" w:bidi="en_US"/>
         </w:rPr>
-        <w:t>Acts 13:17</w:t>
+        <w:t>Acts 13:17 (#1)</w:t>
       </w:r>
       <w:r>
         <w:rPr>
@@ -13982,7 +13982,7 @@
         <w:rPr>
           <w:lang w:val="en_US" w:bidi="en_US"/>
         </w:rPr>
-        <w:t>Acts 13:23</w:t>
+        <w:t>Acts 13:23 (#1)</w:t>
       </w:r>
       <w:r>
         <w:rPr>
@@ -14045,7 +14045,7 @@
         <w:rPr>
           <w:lang w:val="en_US" w:bidi="en_US"/>
         </w:rPr>
-        <w:t>Acts 13:24–25</w:t>
+        <w:t>Acts 13:24–25 (#1)</w:t>
       </w:r>
       <w:r>
         <w:rPr>
@@ -14108,7 +14108,7 @@
         <w:rPr>
           <w:lang w:val="en_US" w:bidi="en_US"/>
         </w:rPr>
-        <w:t>Acts 13:27</w:t>
+        <w:t>Acts 13:27 (#1)</w:t>
       </w:r>
       <w:r>
         <w:rPr>
@@ -14171,7 +14171,7 @@
         <w:rPr>
           <w:lang w:val="en_US" w:bidi="en_US"/>
         </w:rPr>
-        <w:t>Acts 13:31</w:t>
+        <w:t>Acts 13:31 (#1)</w:t>
       </w:r>
       <w:r>
         <w:rPr>
@@ -14234,7 +14234,7 @@
         <w:rPr>
           <w:lang w:val="en_US" w:bidi="en_US"/>
         </w:rPr>
-        <w:t>Acts 13:33</w:t>
+        <w:t>Acts 13:33 (#1)</w:t>
       </w:r>
       <w:r>
         <w:rPr>
@@ -14297,7 +14297,7 @@
         <w:rPr>
           <w:lang w:val="en_US" w:bidi="en_US"/>
         </w:rPr>
-        <w:t>Acts 13:35</w:t>
+        <w:t>Acts 13:35 (#1)</w:t>
       </w:r>
       <w:r>
         <w:rPr>
@@ -14360,7 +14360,7 @@
         <w:rPr>
           <w:lang w:val="en_US" w:bidi="en_US"/>
         </w:rPr>
-        <w:t>Acts 13:38</w:t>
+        <w:t>Acts 13:38 (#1)</w:t>
       </w:r>
       <w:r>
         <w:rPr>
@@ -14423,7 +14423,7 @@
         <w:rPr>
           <w:lang w:val="en_US" w:bidi="en_US"/>
         </w:rPr>
-        <w:t>Acts 13:40–41</w:t>
+        <w:t>Acts 13:40–41 (#1)</w:t>
       </w:r>
       <w:r>
         <w:rPr>
@@ -14486,7 +14486,7 @@
         <w:rPr>
           <w:lang w:val="en_US" w:bidi="en_US"/>
         </w:rPr>
-        <w:t>Acts 13:44</w:t>
+        <w:t>Acts 13:44 (#1)</w:t>
       </w:r>
       <w:r>
         <w:rPr>
@@ -14549,7 +14549,7 @@
         <w:rPr>
           <w:lang w:val="en_US" w:bidi="en_US"/>
         </w:rPr>
-        <w:t>Acts 13:45</w:t>
+        <w:t>Acts 13:45 (#1)</w:t>
       </w:r>
       <w:r>
         <w:rPr>
@@ -14612,7 +14612,7 @@
         <w:rPr>
           <w:lang w:val="en_US" w:bidi="en_US"/>
         </w:rPr>
-        <w:t>Acts 13:46</w:t>
+        <w:t>Acts 13:46 (#1)</w:t>
       </w:r>
       <w:r>
         <w:rPr>
@@ -14675,7 +14675,7 @@
         <w:rPr>
           <w:lang w:val="en_US" w:bidi="en_US"/>
         </w:rPr>
-        <w:t>Acts 13:48</w:t>
+        <w:t>Acts 13:48 (#1)</w:t>
       </w:r>
       <w:r>
         <w:rPr>
@@ -14801,7 +14801,7 @@
         <w:rPr>
           <w:lang w:val="en_US" w:bidi="en_US"/>
         </w:rPr>
-        <w:t>Acts 13:50</w:t>
+        <w:t>Acts 13:50 (#1)</w:t>
       </w:r>
       <w:r>
         <w:rPr>
@@ -14864,7 +14864,7 @@
         <w:rPr>
           <w:lang w:val="en_US" w:bidi="en_US"/>
         </w:rPr>
-        <w:t>Acts 13:51</w:t>
+        <w:t>Acts 13:51 (#1)</w:t>
       </w:r>
       <w:r>
         <w:rPr>
@@ -14927,7 +14927,7 @@
         <w:rPr>
           <w:lang w:val="en_US" w:bidi="en_US"/>
         </w:rPr>
-        <w:t>Acts 14:1–2</w:t>
+        <w:t>Acts 14:1–2 (#1)</w:t>
       </w:r>
       <w:r>
         <w:rPr>
@@ -14990,7 +14990,7 @@
         <w:rPr>
           <w:lang w:val="en_US" w:bidi="en_US"/>
         </w:rPr>
-        <w:t>Acts 14:3</w:t>
+        <w:t>Acts 14:3 (#1)</w:t>
       </w:r>
       <w:r>
         <w:rPr>
@@ -15053,7 +15053,7 @@
         <w:rPr>
           <w:lang w:val="en_US" w:bidi="en_US"/>
         </w:rPr>
-        <w:t>Acts 14:5–7</w:t>
+        <w:t>Acts 14:5–7 (#1)</w:t>
       </w:r>
       <w:r>
         <w:rPr>
@@ -15116,7 +15116,7 @@
         <w:rPr>
           <w:lang w:val="en_US" w:bidi="en_US"/>
         </w:rPr>
-        <w:t>Acts 14:8–10</w:t>
+        <w:t>Acts 14:8–10 (#1)</w:t>
       </w:r>
       <w:r>
         <w:rPr>
@@ -15179,7 +15179,7 @@
         <w:rPr>
           <w:lang w:val="en_US" w:bidi="en_US"/>
         </w:rPr>
-        <w:t>Acts 14:11–13</w:t>
+        <w:t>Acts 14:11–13 (#1)</w:t>
       </w:r>
       <w:r>
         <w:rPr>
@@ -15242,7 +15242,7 @@
         <w:rPr>
           <w:lang w:val="en_US" w:bidi="en_US"/>
         </w:rPr>
-        <w:t>Acts 14:14–15</w:t>
+        <w:t>Acts 14:14–15 (#1)</w:t>
       </w:r>
       <w:r>
         <w:rPr>
@@ -15305,7 +15305,7 @@
         <w:rPr>
           <w:lang w:val="en_US" w:bidi="en_US"/>
         </w:rPr>
-        <w:t>Acts 14:17</w:t>
+        <w:t>Acts 14:17 (#1)</w:t>
       </w:r>
       <w:r>
         <w:rPr>
@@ -15368,7 +15368,7 @@
         <w:rPr>
           <w:lang w:val="en_US" w:bidi="en_US"/>
         </w:rPr>
-        <w:t>Acts 14:18</w:t>
+        <w:t>Acts 14:18 (#1)</w:t>
       </w:r>
       <w:r>
         <w:rPr>
@@ -15431,7 +15431,7 @@
         <w:rPr>
           <w:lang w:val="en_US" w:bidi="en_US"/>
         </w:rPr>
-        <w:t>Acts 14:19</w:t>
+        <w:t>Acts 14:19 (#1)</w:t>
       </w:r>
       <w:r>
         <w:rPr>
@@ -15494,7 +15494,7 @@
         <w:rPr>
           <w:lang w:val="en_US" w:bidi="en_US"/>
         </w:rPr>
-        <w:t>Acts 14:20</w:t>
+        <w:t>Acts 14:20 (#1)</w:t>
       </w:r>
       <w:r>
         <w:rPr>
@@ -15557,7 +15557,7 @@
         <w:rPr>
           <w:lang w:val="en_US" w:bidi="en_US"/>
         </w:rPr>
-        <w:t>Acts 14:22</w:t>
+        <w:t>Acts 14:22 (#1)</w:t>
       </w:r>
       <w:r>
         <w:rPr>
@@ -15620,7 +15620,7 @@
         <w:rPr>
           <w:lang w:val="en_US" w:bidi="en_US"/>
         </w:rPr>
-        <w:t>Acts 14:23</w:t>
+        <w:t>Acts 14:23 (#1)</w:t>
       </w:r>
       <w:r>
         <w:rPr>
@@ -15683,7 +15683,7 @@
         <w:rPr>
           <w:lang w:val="en_US" w:bidi="en_US"/>
         </w:rPr>
-        <w:t>Acts 14:27</w:t>
+        <w:t>Acts 14:27 (#1)</w:t>
       </w:r>
       <w:r>
         <w:rPr>
@@ -15746,7 +15746,7 @@
         <w:rPr>
           <w:lang w:val="en_US" w:bidi="en_US"/>
         </w:rPr>
-        <w:t>Acts 15:1</w:t>
+        <w:t>Acts 15:1 (#1)</w:t>
       </w:r>
       <w:r>
         <w:rPr>
@@ -15809,7 +15809,7 @@
         <w:rPr>
           <w:lang w:val="en_US" w:bidi="en_US"/>
         </w:rPr>
-        <w:t>Acts 15:2</w:t>
+        <w:t>Acts 15:2 (#1)</w:t>
       </w:r>
       <w:r>
         <w:rPr>
@@ -15872,7 +15872,7 @@
         <w:rPr>
           <w:lang w:val="en_US" w:bidi="en_US"/>
         </w:rPr>
-        <w:t>Acts 15:3</w:t>
+        <w:t>Acts 15:3 (#1)</w:t>
       </w:r>
       <w:r>
         <w:rPr>
@@ -15935,7 +15935,7 @@
         <w:rPr>
           <w:lang w:val="en_US" w:bidi="en_US"/>
         </w:rPr>
-        <w:t>Acts 15:5</w:t>
+        <w:t>Acts 15:5 (#1)</w:t>
       </w:r>
       <w:r>
         <w:rPr>
@@ -15998,7 +15998,7 @@
         <w:rPr>
           <w:lang w:val="en_US" w:bidi="en_US"/>
         </w:rPr>
-        <w:t>Acts 15:8–9</w:t>
+        <w:t>Acts 15:8–9 (#1)</w:t>
       </w:r>
       <w:r>
         <w:rPr>
@@ -16061,7 +16061,7 @@
         <w:rPr>
           <w:lang w:val="en_US" w:bidi="en_US"/>
         </w:rPr>
-        <w:t>Acts 15:11</w:t>
+        <w:t>Acts 15:11 (#1)</w:t>
       </w:r>
       <w:r>
         <w:rPr>
@@ -16124,7 +16124,7 @@
         <w:rPr>
           <w:lang w:val="en_US" w:bidi="en_US"/>
         </w:rPr>
-        <w:t>Acts 15:12</w:t>
+        <w:t>Acts 15:12 (#1)</w:t>
       </w:r>
       <w:r>
         <w:rPr>
@@ -16187,7 +16187,7 @@
         <w:rPr>
           <w:lang w:val="en_US" w:bidi="en_US"/>
         </w:rPr>
-        <w:t>Acts 15:16–17</w:t>
+        <w:t>Acts 15:16–17 (#1)</w:t>
       </w:r>
       <w:r>
         <w:rPr>
@@ -16250,7 +16250,7 @@
         <w:rPr>
           <w:lang w:val="en_US" w:bidi="en_US"/>
         </w:rPr>
-        <w:t>Acts 15:20</w:t>
+        <w:t>Acts 15:20 (#1)</w:t>
       </w:r>
       <w:r>
         <w:rPr>
@@ -16313,7 +16313,7 @@
         <w:rPr>
           <w:lang w:val="en_US" w:bidi="en_US"/>
         </w:rPr>
-        <w:t>Acts 15:28</w:t>
+        <w:t>Acts 15:28 (#1)</w:t>
       </w:r>
       <w:r>
         <w:rPr>
@@ -16376,7 +16376,7 @@
         <w:rPr>
           <w:lang w:val="en_US" w:bidi="en_US"/>
         </w:rPr>
-        <w:t>Acts 15:31</w:t>
+        <w:t>Acts 15:31 (#1)</w:t>
       </w:r>
       <w:r>
         <w:rPr>
@@ -16439,7 +16439,7 @@
         <w:rPr>
           <w:lang w:val="en_US" w:bidi="en_US"/>
         </w:rPr>
-        <w:t>Acts 15:35</w:t>
+        <w:t>Acts 15:35 (#1)</w:t>
       </w:r>
       <w:r>
         <w:rPr>
@@ -16502,7 +16502,7 @@
         <w:rPr>
           <w:lang w:val="en_US" w:bidi="en_US"/>
         </w:rPr>
-        <w:t>Acts 15:36</w:t>
+        <w:t>Acts 15:36 (#1)</w:t>
       </w:r>
       <w:r>
         <w:rPr>
@@ -16565,7 +16565,7 @@
         <w:rPr>
           <w:lang w:val="en_US" w:bidi="en_US"/>
         </w:rPr>
-        <w:t>Acts 15:39</w:t>
+        <w:t>Acts 15:39 (#1)</w:t>
       </w:r>
       <w:r>
         <w:rPr>
@@ -16628,7 +16628,7 @@
         <w:rPr>
           <w:lang w:val="en_US" w:bidi="en_US"/>
         </w:rPr>
-        <w:t>Acts 16:3</w:t>
+        <w:t>Acts 16:3 (#1)</w:t>
       </w:r>
       <w:r>
         <w:rPr>
@@ -16691,7 +16691,7 @@
         <w:rPr>
           <w:lang w:val="en_US" w:bidi="en_US"/>
         </w:rPr>
-        <w:t>Acts 16:4</w:t>
+        <w:t>Acts 16:4 (#1)</w:t>
       </w:r>
       <w:r>
         <w:rPr>
@@ -16754,7 +16754,7 @@
         <w:rPr>
           <w:lang w:val="en_US" w:bidi="en_US"/>
         </w:rPr>
-        <w:t>Acts 16:9</w:t>
+        <w:t>Acts 16:9 (#1)</w:t>
       </w:r>
       <w:r>
         <w:rPr>
@@ -16817,7 +16817,7 @@
         <w:rPr>
           <w:lang w:val="en_US" w:bidi="en_US"/>
         </w:rPr>
-        <w:t>Acts 16:13</w:t>
+        <w:t>Acts 16:13 (#1)</w:t>
       </w:r>
       <w:r>
         <w:rPr>
@@ -16880,7 +16880,7 @@
         <w:rPr>
           <w:lang w:val="en_US" w:bidi="en_US"/>
         </w:rPr>
-        <w:t>Acts 16:14</w:t>
+        <w:t>Acts 16:14 (#1)</w:t>
       </w:r>
       <w:r>
         <w:rPr>
@@ -16943,7 +16943,7 @@
         <w:rPr>
           <w:lang w:val="en_US" w:bidi="en_US"/>
         </w:rPr>
-        <w:t>Acts 16:15</w:t>
+        <w:t>Acts 16:15 (#1)</w:t>
       </w:r>
       <w:r>
         <w:rPr>
@@ -17006,7 +17006,7 @@
         <w:rPr>
           <w:lang w:val="en_US" w:bidi="en_US"/>
         </w:rPr>
-        <w:t>Acts 16:16</w:t>
+        <w:t>Acts 16:16 (#1)</w:t>
       </w:r>
       <w:r>
         <w:rPr>
@@ -17069,7 +17069,7 @@
         <w:rPr>
           <w:lang w:val="en_US" w:bidi="en_US"/>
         </w:rPr>
-        <w:t>Acts 16:17–18</w:t>
+        <w:t>Acts 16:17–18 (#1)</w:t>
       </w:r>
       <w:r>
         <w:rPr>
@@ -17132,7 +17132,7 @@
         <w:rPr>
           <w:lang w:val="en_US" w:bidi="en_US"/>
         </w:rPr>
-        <w:t>Acts 16:21</w:t>
+        <w:t>Acts 16:21 (#1)</w:t>
       </w:r>
       <w:r>
         <w:rPr>
@@ -17195,7 +17195,7 @@
         <w:rPr>
           <w:lang w:val="en_US" w:bidi="en_US"/>
         </w:rPr>
-        <w:t>Acts 16:22–24</w:t>
+        <w:t>Acts 16:22–24 (#1)</w:t>
       </w:r>
       <w:r>
         <w:rPr>
@@ -17258,7 +17258,7 @@
         <w:rPr>
           <w:lang w:val="en_US" w:bidi="en_US"/>
         </w:rPr>
-        <w:t>Acts 16:25</w:t>
+        <w:t>Acts 16:25 (#1)</w:t>
       </w:r>
       <w:r>
         <w:rPr>
@@ -17321,7 +17321,7 @@
         <w:rPr>
           <w:lang w:val="en_US" w:bidi="en_US"/>
         </w:rPr>
-        <w:t>Acts 16:26</w:t>
+        <w:t>Acts 16:26 (#1)</w:t>
       </w:r>
       <w:r>
         <w:rPr>
@@ -17384,7 +17384,7 @@
         <w:rPr>
           <w:lang w:val="en_US" w:bidi="en_US"/>
         </w:rPr>
-        <w:t>Acts 16:30</w:t>
+        <w:t>Acts 16:30 (#1)</w:t>
       </w:r>
       <w:r>
         <w:rPr>
@@ -17418,36 +17418,36 @@
         <w:rPr>
           <w:lang w:val="en_US" w:bidi="en_US"/>
         </w:rPr>
-        <w:t>The jailer asked Paul and Silas, “Sirs, what must I do to be saved”?</w:t>
-      </w:r>
-      <w:r>
-        <w:rPr>
-          <w:lang w:val="en_US" w:bidi="en_US"/>
-        </w:rPr>
-      </w:r>
-      <w:r>
-        <w:rPr>
-          <w:lang w:val="en_US" w:bidi="en_US"/>
-        </w:rPr>
-      </w:r>
-    </w:p>
-    <w:p>
-      <w:pPr/>
-      <w:r>
-        <w:rPr>
-          <w:lang w:val="en_US" w:bidi="en_US"/>
-        </w:rPr>
-      </w:r>
-    </w:p>
-    <w:p>
-      <w:pPr>
-        <w:pStyle w:val="Heading2"/>
-      </w:pPr>
-      <w:r>
-        <w:rPr>
-          <w:lang w:val="en_US" w:bidi="en_US"/>
-        </w:rPr>
-        <w:t>Acts 16:31</w:t>
+        <w:t>The jailer asked Paul and Silas, “Sirs, what must I do to be saved?”</w:t>
+      </w:r>
+      <w:r>
+        <w:rPr>
+          <w:lang w:val="en_US" w:bidi="en_US"/>
+        </w:rPr>
+      </w:r>
+      <w:r>
+        <w:rPr>
+          <w:lang w:val="en_US" w:bidi="en_US"/>
+        </w:rPr>
+      </w:r>
+    </w:p>
+    <w:p>
+      <w:pPr/>
+      <w:r>
+        <w:rPr>
+          <w:lang w:val="en_US" w:bidi="en_US"/>
+        </w:rPr>
+      </w:r>
+    </w:p>
+    <w:p>
+      <w:pPr>
+        <w:pStyle w:val="Heading2"/>
+      </w:pPr>
+      <w:r>
+        <w:rPr>
+          <w:lang w:val="en_US" w:bidi="en_US"/>
+        </w:rPr>
+        <w:t>Acts 16:31 (#1)</w:t>
       </w:r>
       <w:r>
         <w:rPr>
@@ -17481,36 +17481,36 @@
         <w:rPr>
           <w:lang w:val="en_US" w:bidi="en_US"/>
         </w:rPr>
-        <w:t>Paul and Silas answered, “Believe on the Lord Jesus, and you shall be saved, you and your house”.</w:t>
-      </w:r>
-      <w:r>
-        <w:rPr>
-          <w:lang w:val="en_US" w:bidi="en_US"/>
-        </w:rPr>
-      </w:r>
-      <w:r>
-        <w:rPr>
-          <w:lang w:val="en_US" w:bidi="en_US"/>
-        </w:rPr>
-      </w:r>
-    </w:p>
-    <w:p>
-      <w:pPr/>
-      <w:r>
-        <w:rPr>
-          <w:lang w:val="en_US" w:bidi="en_US"/>
-        </w:rPr>
-      </w:r>
-    </w:p>
-    <w:p>
-      <w:pPr>
-        <w:pStyle w:val="Heading2"/>
-      </w:pPr>
-      <w:r>
-        <w:rPr>
-          <w:lang w:val="en_US" w:bidi="en_US"/>
-        </w:rPr>
-        <w:t>Acts 16:33</w:t>
+        <w:t>Paul and Silas answered, “Believe on the Lord Jesus, and you shall be saved, you and your house.”</w:t>
+      </w:r>
+      <w:r>
+        <w:rPr>
+          <w:lang w:val="en_US" w:bidi="en_US"/>
+        </w:rPr>
+      </w:r>
+      <w:r>
+        <w:rPr>
+          <w:lang w:val="en_US" w:bidi="en_US"/>
+        </w:rPr>
+      </w:r>
+    </w:p>
+    <w:p>
+      <w:pPr/>
+      <w:r>
+        <w:rPr>
+          <w:lang w:val="en_US" w:bidi="en_US"/>
+        </w:rPr>
+      </w:r>
+    </w:p>
+    <w:p>
+      <w:pPr>
+        <w:pStyle w:val="Heading2"/>
+      </w:pPr>
+      <w:r>
+        <w:rPr>
+          <w:lang w:val="en_US" w:bidi="en_US"/>
+        </w:rPr>
+        <w:t>Acts 16:33 (#1)</w:t>
       </w:r>
       <w:r>
         <w:rPr>
@@ -17573,7 +17573,7 @@
         <w:rPr>
           <w:lang w:val="en_US" w:bidi="en_US"/>
         </w:rPr>
-        <w:t>Acts 16:37–38</w:t>
+        <w:t>Acts 16:37–38 (#1)</w:t>
       </w:r>
       <w:r>
         <w:rPr>
@@ -17636,7 +17636,7 @@
         <w:rPr>
           <w:lang w:val="en_US" w:bidi="en_US"/>
         </w:rPr>
-        <w:t>Acts 16:40</w:t>
+        <w:t>Acts 16:40 (#1)</w:t>
       </w:r>
       <w:r>
         <w:rPr>
@@ -17699,7 +17699,7 @@
         <w:rPr>
           <w:lang w:val="en_US" w:bidi="en_US"/>
         </w:rPr>
-        <w:t>Acts 17:1–2</w:t>
+        <w:t>Acts 17:1–2 (#1)</w:t>
       </w:r>
       <w:r>
         <w:rPr>
@@ -17762,7 +17762,7 @@
         <w:rPr>
           <w:lang w:val="en_US" w:bidi="en_US"/>
         </w:rPr>
-        <w:t>Acts 17:3</w:t>
+        <w:t>Acts 17:3 (#1)</w:t>
       </w:r>
       <w:r>
         <w:rPr>
@@ -17825,7 +17825,7 @@
         <w:rPr>
           <w:lang w:val="en_US" w:bidi="en_US"/>
         </w:rPr>
-        <w:t>Acts 17:7</w:t>
+        <w:t>Acts 17:7 (#1)</w:t>
       </w:r>
       <w:r>
         <w:rPr>
@@ -17888,7 +17888,7 @@
         <w:rPr>
           <w:lang w:val="en_US" w:bidi="en_US"/>
         </w:rPr>
-        <w:t>Acts 17:10</w:t>
+        <w:t>Acts 17:10 (#1)</w:t>
       </w:r>
       <w:r>
         <w:rPr>
@@ -17951,7 +17951,7 @@
         <w:rPr>
           <w:lang w:val="en_US" w:bidi="en_US"/>
         </w:rPr>
-        <w:t>Acts 17:11</w:t>
+        <w:t>Acts 17:11 (#1)</w:t>
       </w:r>
       <w:r>
         <w:rPr>
@@ -18014,7 +18014,7 @@
         <w:rPr>
           <w:lang w:val="en_US" w:bidi="en_US"/>
         </w:rPr>
-        <w:t>Acts 17:13–14</w:t>
+        <w:t>Acts 17:13–14 (#1)</w:t>
       </w:r>
       <w:r>
         <w:rPr>
@@ -18077,7 +18077,7 @@
         <w:rPr>
           <w:lang w:val="en_US" w:bidi="en_US"/>
         </w:rPr>
-        <w:t>Acts 17:17</w:t>
+        <w:t>Acts 17:17 (#1)</w:t>
       </w:r>
       <w:r>
         <w:rPr>
@@ -18140,7 +18140,7 @@
         <w:rPr>
           <w:lang w:val="en_US" w:bidi="en_US"/>
         </w:rPr>
-        <w:t>Acts 17:19–20</w:t>
+        <w:t>Acts 17:19–20 (#1)</w:t>
       </w:r>
       <w:r>
         <w:rPr>
@@ -18203,7 +18203,7 @@
         <w:rPr>
           <w:lang w:val="en_US" w:bidi="en_US"/>
         </w:rPr>
-        <w:t>Acts 17:23</w:t>
+        <w:t>Acts 17:23 (#1)</w:t>
       </w:r>
       <w:r>
         <w:rPr>
@@ -18266,7 +18266,7 @@
         <w:rPr>
           <w:lang w:val="en_US" w:bidi="en_US"/>
         </w:rPr>
-        <w:t>Acts 17:25</w:t>
+        <w:t>Acts 17:25 (#1)</w:t>
       </w:r>
       <w:r>
         <w:rPr>
@@ -18329,7 +18329,7 @@
         <w:rPr>
           <w:lang w:val="en_US" w:bidi="en_US"/>
         </w:rPr>
-        <w:t>Acts 17:26</w:t>
+        <w:t>Acts 17:26 (#1)</w:t>
       </w:r>
       <w:r>
         <w:rPr>
@@ -18392,7 +18392,7 @@
         <w:rPr>
           <w:lang w:val="en_US" w:bidi="en_US"/>
         </w:rPr>
-        <w:t>Acts 17:27</w:t>
+        <w:t>Acts 17:27 (#1)</w:t>
       </w:r>
       <w:r>
         <w:rPr>
@@ -18455,7 +18455,7 @@
         <w:rPr>
           <w:lang w:val="en_US" w:bidi="en_US"/>
         </w:rPr>
-        <w:t>Acts 17:29</w:t>
+        <w:t>Acts 17:29 (#1)</w:t>
       </w:r>
       <w:r>
         <w:rPr>
@@ -18518,7 +18518,7 @@
         <w:rPr>
           <w:lang w:val="en_US" w:bidi="en_US"/>
         </w:rPr>
-        <w:t>Acts 17:30</w:t>
+        <w:t>Acts 17:30 (#1)</w:t>
       </w:r>
       <w:r>
         <w:rPr>
@@ -18581,7 +18581,70 @@
         <w:rPr>
           <w:lang w:val="en_US" w:bidi="en_US"/>
         </w:rPr>
-        <w:t>Acts 17:31</w:t>
+        <w:t>Acts 17:31 (#2)</w:t>
+      </w:r>
+      <w:r>
+        <w:rPr>
+          <w:lang w:val="en_US" w:bidi="en_US"/>
+        </w:rPr>
+      </w:r>
+    </w:p>
+    <w:p>
+      <w:pPr/>
+      <w:r>
+        <w:rPr>
+          <w:lang w:val="en_US" w:bidi="en_US"/>
+        </w:rPr>
+      </w:r>
+      <w:r>
+        <w:rPr>
+          <w:b/>
+          <w:lang w:val="en_US" w:bidi="en_US"/>
+        </w:rPr>
+        <w:t>What proof has God given that Jesus has been chosen as the judge of the world?</w:t>
+      </w:r>
+    </w:p>
+    <w:p>
+      <w:pPr/>
+      <w:r>
+        <w:rPr>
+          <w:lang w:val="en_US" w:bidi="en_US"/>
+        </w:rPr>
+      </w:r>
+      <w:r>
+        <w:rPr>
+          <w:lang w:val="en_US" w:bidi="en_US"/>
+        </w:rPr>
+        <w:t>God has proven that Jesus has been chosen as the judge of the world by raising him from the dead.</w:t>
+      </w:r>
+      <w:r>
+        <w:rPr>
+          <w:lang w:val="en_US" w:bidi="en_US"/>
+        </w:rPr>
+      </w:r>
+      <w:r>
+        <w:rPr>
+          <w:lang w:val="en_US" w:bidi="en_US"/>
+        </w:rPr>
+      </w:r>
+    </w:p>
+    <w:p>
+      <w:pPr/>
+      <w:r>
+        <w:rPr>
+          <w:lang w:val="en_US" w:bidi="en_US"/>
+        </w:rPr>
+      </w:r>
+    </w:p>
+    <w:p>
+      <w:pPr>
+        <w:pStyle w:val="Heading2"/>
+      </w:pPr>
+      <w:r>
+        <w:rPr>
+          <w:lang w:val="en_US" w:bidi="en_US"/>
+        </w:rPr>
+        <w:t>Acts 17:31 (#1)</w:t>
       </w:r>
       <w:r>
         <w:rPr>
@@ -18644,70 +18707,7 @@
         <w:rPr>
           <w:lang w:val="en_US" w:bidi="en_US"/>
         </w:rPr>
-        <w:t>Acts 17:31 (#2)</w:t>
-      </w:r>
-      <w:r>
-        <w:rPr>
-          <w:lang w:val="en_US" w:bidi="en_US"/>
-        </w:rPr>
-      </w:r>
-    </w:p>
-    <w:p>
-      <w:pPr/>
-      <w:r>
-        <w:rPr>
-          <w:lang w:val="en_US" w:bidi="en_US"/>
-        </w:rPr>
-      </w:r>
-      <w:r>
-        <w:rPr>
-          <w:b/>
-          <w:lang w:val="en_US" w:bidi="en_US"/>
-        </w:rPr>
-        <w:t>What proof has God given that Jesus has been chosen as the judge of the world?</w:t>
-      </w:r>
-    </w:p>
-    <w:p>
-      <w:pPr/>
-      <w:r>
-        <w:rPr>
-          <w:lang w:val="en_US" w:bidi="en_US"/>
-        </w:rPr>
-      </w:r>
-      <w:r>
-        <w:rPr>
-          <w:lang w:val="en_US" w:bidi="en_US"/>
-        </w:rPr>
-        <w:t>God has proven that Jesus has been chosen as the judge of the world by raising him from the dead.</w:t>
-      </w:r>
-      <w:r>
-        <w:rPr>
-          <w:lang w:val="en_US" w:bidi="en_US"/>
-        </w:rPr>
-      </w:r>
-      <w:r>
-        <w:rPr>
-          <w:lang w:val="en_US" w:bidi="en_US"/>
-        </w:rPr>
-      </w:r>
-    </w:p>
-    <w:p>
-      <w:pPr/>
-      <w:r>
-        <w:rPr>
-          <w:lang w:val="en_US" w:bidi="en_US"/>
-        </w:rPr>
-      </w:r>
-    </w:p>
-    <w:p>
-      <w:pPr>
-        <w:pStyle w:val="Heading2"/>
-      </w:pPr>
-      <w:r>
-        <w:rPr>
-          <w:lang w:val="en_US" w:bidi="en_US"/>
-        </w:rPr>
-        <w:t>Acts 17:32</w:t>
+        <w:t>Acts 17:32 (#1)</w:t>
       </w:r>
       <w:r>
         <w:rPr>
@@ -18770,7 +18770,7 @@
         <w:rPr>
           <w:lang w:val="en_US" w:bidi="en_US"/>
         </w:rPr>
-        <w:t>Acts 17:34</w:t>
+        <w:t>Acts 17:34 (#1)</w:t>
       </w:r>
       <w:r>
         <w:rPr>
@@ -18833,7 +18833,7 @@
         <w:rPr>
           <w:lang w:val="en_US" w:bidi="en_US"/>
         </w:rPr>
-        <w:t>Acts 18:3</w:t>
+        <w:t>Acts 18:3 (#1)</w:t>
       </w:r>
       <w:r>
         <w:rPr>
@@ -18896,7 +18896,7 @@
         <w:rPr>
           <w:lang w:val="en_US" w:bidi="en_US"/>
         </w:rPr>
-        <w:t>Acts 18:5</w:t>
+        <w:t>Acts 18:5 (#1)</w:t>
       </w:r>
       <w:r>
         <w:rPr>
@@ -18959,7 +18959,7 @@
         <w:rPr>
           <w:lang w:val="en_US" w:bidi="en_US"/>
         </w:rPr>
-        <w:t>Acts 18:6</w:t>
+        <w:t>Acts 18:6 (#1)</w:t>
       </w:r>
       <w:r>
         <w:rPr>
@@ -19022,7 +19022,7 @@
         <w:rPr>
           <w:lang w:val="en_US" w:bidi="en_US"/>
         </w:rPr>
-        <w:t>Acts 18:9–10</w:t>
+        <w:t>Acts 18:9–10 (#1)</w:t>
       </w:r>
       <w:r>
         <w:rPr>
@@ -19085,7 +19085,7 @@
         <w:rPr>
           <w:lang w:val="en_US" w:bidi="en_US"/>
         </w:rPr>
-        <w:t>Acts 18:12–13</w:t>
+        <w:t>Acts 18:12–13 (#1)</w:t>
       </w:r>
       <w:r>
         <w:rPr>
@@ -19148,7 +19148,7 @@
         <w:rPr>
           <w:lang w:val="en_US" w:bidi="en_US"/>
         </w:rPr>
-        <w:t>Acts 18:15</w:t>
+        <w:t>Acts 18:15 (#1)</w:t>
       </w:r>
       <w:r>
         <w:rPr>
@@ -19211,7 +19211,7 @@
         <w:rPr>
           <w:lang w:val="en_US" w:bidi="en_US"/>
         </w:rPr>
-        <w:t>Acts 18:18–19</w:t>
+        <w:t>Acts 18:18–19 (#1)</w:t>
       </w:r>
       <w:r>
         <w:rPr>
@@ -19274,7 +19274,7 @@
         <w:rPr>
           <w:lang w:val="en_US" w:bidi="en_US"/>
         </w:rPr>
-        <w:t>Acts 18:22</w:t>
+        <w:t>Acts 18:22 (#1)</w:t>
       </w:r>
       <w:r>
         <w:rPr>
@@ -19337,7 +19337,7 @@
         <w:rPr>
           <w:lang w:val="en_US" w:bidi="en_US"/>
         </w:rPr>
-        <w:t>Acts 18:25</w:t>
+        <w:t>Acts 18:25 (#1)</w:t>
       </w:r>
       <w:r>
         <w:rPr>
@@ -19400,7 +19400,7 @@
         <w:rPr>
           <w:lang w:val="en_US" w:bidi="en_US"/>
         </w:rPr>
-        <w:t>Acts 18:26</w:t>
+        <w:t>Acts 18:26 (#1)</w:t>
       </w:r>
       <w:r>
         <w:rPr>
@@ -19463,7 +19463,7 @@
         <w:rPr>
           <w:lang w:val="en_US" w:bidi="en_US"/>
         </w:rPr>
-        <w:t>Acts 18:28</w:t>
+        <w:t>Acts 18:28 (#1)</w:t>
       </w:r>
       <w:r>
         <w:rPr>
@@ -19526,7 +19526,7 @@
         <w:rPr>
           <w:lang w:val="en_US" w:bidi="en_US"/>
         </w:rPr>
-        <w:t>Acts 19:2</w:t>
+        <w:t>Acts 19:2 (#1)</w:t>
       </w:r>
       <w:r>
         <w:rPr>
@@ -19589,7 +19589,70 @@
         <w:rPr>
           <w:lang w:val="en_US" w:bidi="en_US"/>
         </w:rPr>
-        <w:t>Acts 19:4</w:t>
+        <w:t>Acts 19:4 (#2)</w:t>
+      </w:r>
+      <w:r>
+        <w:rPr>
+          <w:lang w:val="en_US" w:bidi="en_US"/>
+        </w:rPr>
+      </w:r>
+    </w:p>
+    <w:p>
+      <w:pPr/>
+      <w:r>
+        <w:rPr>
+          <w:lang w:val="en_US" w:bidi="en_US"/>
+        </w:rPr>
+      </w:r>
+      <w:r>
+        <w:rPr>
+          <w:b/>
+          <w:lang w:val="en_US" w:bidi="en_US"/>
+        </w:rPr>
+        <w:t>On whom had John told the people to believe?</w:t>
+      </w:r>
+    </w:p>
+    <w:p>
+      <w:pPr/>
+      <w:r>
+        <w:rPr>
+          <w:lang w:val="en_US" w:bidi="en_US"/>
+        </w:rPr>
+      </w:r>
+      <w:r>
+        <w:rPr>
+          <w:lang w:val="en_US" w:bidi="en_US"/>
+        </w:rPr>
+        <w:t>John had told the people to believe on the one who would come after him, Jesus.</w:t>
+      </w:r>
+      <w:r>
+        <w:rPr>
+          <w:lang w:val="en_US" w:bidi="en_US"/>
+        </w:rPr>
+      </w:r>
+      <w:r>
+        <w:rPr>
+          <w:lang w:val="en_US" w:bidi="en_US"/>
+        </w:rPr>
+      </w:r>
+    </w:p>
+    <w:p>
+      <w:pPr/>
+      <w:r>
+        <w:rPr>
+          <w:lang w:val="en_US" w:bidi="en_US"/>
+        </w:rPr>
+      </w:r>
+    </w:p>
+    <w:p>
+      <w:pPr>
+        <w:pStyle w:val="Heading2"/>
+      </w:pPr>
+      <w:r>
+        <w:rPr>
+          <w:lang w:val="en_US" w:bidi="en_US"/>
+        </w:rPr>
+        <w:t>Acts 19:4 (#1)</w:t>
       </w:r>
       <w:r>
         <w:rPr>
@@ -19652,70 +19715,7 @@
         <w:rPr>
           <w:lang w:val="en_US" w:bidi="en_US"/>
         </w:rPr>
-        <w:t>Acts 19:4 (#2)</w:t>
-      </w:r>
-      <w:r>
-        <w:rPr>
-          <w:lang w:val="en_US" w:bidi="en_US"/>
-        </w:rPr>
-      </w:r>
-    </w:p>
-    <w:p>
-      <w:pPr/>
-      <w:r>
-        <w:rPr>
-          <w:lang w:val="en_US" w:bidi="en_US"/>
-        </w:rPr>
-      </w:r>
-      <w:r>
-        <w:rPr>
-          <w:b/>
-          <w:lang w:val="en_US" w:bidi="en_US"/>
-        </w:rPr>
-        <w:t>On whom had John told the people to believe?</w:t>
-      </w:r>
-    </w:p>
-    <w:p>
-      <w:pPr/>
-      <w:r>
-        <w:rPr>
-          <w:lang w:val="en_US" w:bidi="en_US"/>
-        </w:rPr>
-      </w:r>
-      <w:r>
-        <w:rPr>
-          <w:lang w:val="en_US" w:bidi="en_US"/>
-        </w:rPr>
-        <w:t>John had told the people to believe on the one who would come after him, Jesus.</w:t>
-      </w:r>
-      <w:r>
-        <w:rPr>
-          <w:lang w:val="en_US" w:bidi="en_US"/>
-        </w:rPr>
-      </w:r>
-      <w:r>
-        <w:rPr>
-          <w:lang w:val="en_US" w:bidi="en_US"/>
-        </w:rPr>
-      </w:r>
-    </w:p>
-    <w:p>
-      <w:pPr/>
-      <w:r>
-        <w:rPr>
-          <w:lang w:val="en_US" w:bidi="en_US"/>
-        </w:rPr>
-      </w:r>
-    </w:p>
-    <w:p>
-      <w:pPr>
-        <w:pStyle w:val="Heading2"/>
-      </w:pPr>
-      <w:r>
-        <w:rPr>
-          <w:lang w:val="en_US" w:bidi="en_US"/>
-        </w:rPr>
-        <w:t>Acts 19:5</w:t>
+        <w:t>Acts 19:5 (#1)</w:t>
       </w:r>
       <w:r>
         <w:rPr>
@@ -19778,7 +19778,7 @@
         <w:rPr>
           <w:lang w:val="en_US" w:bidi="en_US"/>
         </w:rPr>
-        <w:t>Acts 19:6</w:t>
+        <w:t>Acts 19:6 (#1)</w:t>
       </w:r>
       <w:r>
         <w:rPr>
@@ -19841,7 +19841,7 @@
         <w:rPr>
           <w:lang w:val="en_US" w:bidi="en_US"/>
         </w:rPr>
-        <w:t>Acts 19:9</w:t>
+        <w:t>Acts 19:9 (#1)</w:t>
       </w:r>
       <w:r>
         <w:rPr>
@@ -19904,7 +19904,7 @@
         <w:rPr>
           <w:lang w:val="en_US" w:bidi="en_US"/>
         </w:rPr>
-        <w:t>Acts 19:12</w:t>
+        <w:t>Acts 19:12 (#1)</w:t>
       </w:r>
       <w:r>
         <w:rPr>
@@ -19967,7 +19967,7 @@
         <w:rPr>
           <w:lang w:val="en_US" w:bidi="en_US"/>
         </w:rPr>
-        <w:t>Acts 19:16</w:t>
+        <w:t>Acts 19:16 (#1)</w:t>
       </w:r>
       <w:r>
         <w:rPr>
@@ -20030,7 +20030,7 @@
         <w:rPr>
           <w:lang w:val="en_US" w:bidi="en_US"/>
         </w:rPr>
-        <w:t>Acts 19:19</w:t>
+        <w:t>Acts 19:19 (#1)</w:t>
       </w:r>
       <w:r>
         <w:rPr>
@@ -20093,7 +20093,7 @@
         <w:rPr>
           <w:lang w:val="en_US" w:bidi="en_US"/>
         </w:rPr>
-        <w:t>Acts 19:21</w:t>
+        <w:t>Acts 19:21 (#1)</w:t>
       </w:r>
       <w:r>
         <w:rPr>
@@ -20156,7 +20156,7 @@
         <w:rPr>
           <w:lang w:val="en_US" w:bidi="en_US"/>
         </w:rPr>
-        <w:t>Acts 19:26</w:t>
+        <w:t>Acts 19:26 (#1)</w:t>
       </w:r>
       <w:r>
         <w:rPr>
@@ -20219,7 +20219,7 @@
         <w:rPr>
           <w:lang w:val="en_US" w:bidi="en_US"/>
         </w:rPr>
-        <w:t>Acts 19:28–29</w:t>
+        <w:t>Acts 19:28–29 (#1)</w:t>
       </w:r>
       <w:r>
         <w:rPr>
@@ -20282,7 +20282,7 @@
         <w:rPr>
           <w:lang w:val="en_US" w:bidi="en_US"/>
         </w:rPr>
-        <w:t>Acts 19:30–31</w:t>
+        <w:t>Acts 19:30–31 (#1)</w:t>
       </w:r>
       <w:r>
         <w:rPr>
@@ -20345,7 +20345,7 @@
         <w:rPr>
           <w:lang w:val="en_US" w:bidi="en_US"/>
         </w:rPr>
-        <w:t>Acts 19:38</w:t>
+        <w:t>Acts 19:38 (#1)</w:t>
       </w:r>
       <w:r>
         <w:rPr>
@@ -20408,7 +20408,7 @@
         <w:rPr>
           <w:lang w:val="en_US" w:bidi="en_US"/>
         </w:rPr>
-        <w:t>Acts 19:40</w:t>
+        <w:t>Acts 19:40 (#1)</w:t>
       </w:r>
       <w:r>
         <w:rPr>
@@ -20471,7 +20471,7 @@
         <w:rPr>
           <w:lang w:val="en_US" w:bidi="en_US"/>
         </w:rPr>
-        <w:t>Acts 20:3</w:t>
+        <w:t>Acts 20:3 (#1)</w:t>
       </w:r>
       <w:r>
         <w:rPr>
@@ -20534,7 +20534,7 @@
         <w:rPr>
           <w:lang w:val="en_US" w:bidi="en_US"/>
         </w:rPr>
-        <w:t>Acts 20:7</w:t>
+        <w:t>Acts 20:7 (#1)</w:t>
       </w:r>
       <w:r>
         <w:rPr>
@@ -20597,7 +20597,7 @@
         <w:rPr>
           <w:lang w:val="en_US" w:bidi="en_US"/>
         </w:rPr>
-        <w:t>Acts 20:9–10</w:t>
+        <w:t>Acts 20:9–10 (#1)</w:t>
       </w:r>
       <w:r>
         <w:rPr>
@@ -20660,7 +20660,7 @@
         <w:rPr>
           <w:lang w:val="en_US" w:bidi="en_US"/>
         </w:rPr>
-        <w:t>Acts 20:16</w:t>
+        <w:t>Acts 20:16 (#1)</w:t>
       </w:r>
       <w:r>
         <w:rPr>
@@ -20723,7 +20723,7 @@
         <w:rPr>
           <w:lang w:val="en_US" w:bidi="en_US"/>
         </w:rPr>
-        <w:t>Acts 20:18–21</w:t>
+        <w:t>Acts 20:18–21 (#1)</w:t>
       </w:r>
       <w:r>
         <w:rPr>
@@ -20786,7 +20786,7 @@
         <w:rPr>
           <w:lang w:val="en_US" w:bidi="en_US"/>
         </w:rPr>
-        <w:t>Acts 20:23</w:t>
+        <w:t>Acts 20:23 (#1)</w:t>
       </w:r>
       <w:r>
         <w:rPr>
@@ -20849,7 +20849,7 @@
         <w:rPr>
           <w:lang w:val="en_US" w:bidi="en_US"/>
         </w:rPr>
-        <w:t>Acts 20:24</w:t>
+        <w:t>Acts 20:24 (#1)</w:t>
       </w:r>
       <w:r>
         <w:rPr>
@@ -20912,7 +20912,7 @@
         <w:rPr>
           <w:lang w:val="en_US" w:bidi="en_US"/>
         </w:rPr>
-        <w:t>Acts 20:26–27</w:t>
+        <w:t>Acts 20:26–27 (#1)</w:t>
       </w:r>
       <w:r>
         <w:rPr>
@@ -20975,7 +20975,7 @@
         <w:rPr>
           <w:lang w:val="en_US" w:bidi="en_US"/>
         </w:rPr>
-        <w:t>Acts 20:28</w:t>
+        <w:t>Acts 20:28 (#1)</w:t>
       </w:r>
       <w:r>
         <w:rPr>
@@ -21038,7 +21038,7 @@
         <w:rPr>
           <w:lang w:val="en_US" w:bidi="en_US"/>
         </w:rPr>
-        <w:t>Acts 20:30</w:t>
+        <w:t>Acts 20:30 (#1)</w:t>
       </w:r>
       <w:r>
         <w:rPr>
@@ -21101,7 +21101,7 @@
         <w:rPr>
           <w:lang w:val="en_US" w:bidi="en_US"/>
         </w:rPr>
-        <w:t>Acts 20:32</w:t>
+        <w:t>Acts 20:32 (#1)</w:t>
       </w:r>
       <w:r>
         <w:rPr>
@@ -21164,7 +21164,7 @@
         <w:rPr>
           <w:lang w:val="en_US" w:bidi="en_US"/>
         </w:rPr>
-        <w:t>Acts 20:34–35</w:t>
+        <w:t>Acts 20:34–35 (#1)</w:t>
       </w:r>
       <w:r>
         <w:rPr>
@@ -21227,7 +21227,7 @@
         <w:rPr>
           <w:lang w:val="en_US" w:bidi="en_US"/>
         </w:rPr>
-        <w:t>Acts 20:38</w:t>
+        <w:t>Acts 20:38 (#1)</w:t>
       </w:r>
       <w:r>
         <w:rPr>
@@ -21290,7 +21290,7 @@
         <w:rPr>
           <w:lang w:val="en_US" w:bidi="en_US"/>
         </w:rPr>
-        <w:t>Acts 21:4</w:t>
+        <w:t>Acts 21:4 (#1)</w:t>
       </w:r>
       <w:r>
         <w:rPr>
@@ -21353,7 +21353,7 @@
         <w:rPr>
           <w:lang w:val="en_US" w:bidi="en_US"/>
         </w:rPr>
-        <w:t>Acts 21:9</w:t>
+        <w:t>Acts 21:9 (#1)</w:t>
       </w:r>
       <w:r>
         <w:rPr>
@@ -21416,7 +21416,7 @@
         <w:rPr>
           <w:lang w:val="en_US" w:bidi="en_US"/>
         </w:rPr>
-        <w:t>Acts 21:11</w:t>
+        <w:t>Acts 21:11 (#1)</w:t>
       </w:r>
       <w:r>
         <w:rPr>
@@ -21479,7 +21479,7 @@
         <w:rPr>
           <w:lang w:val="en_US" w:bidi="en_US"/>
         </w:rPr>
-        <w:t>Acts 21:13</w:t>
+        <w:t>Acts 21:13 (#1)</w:t>
       </w:r>
       <w:r>
         <w:rPr>
@@ -21542,7 +21542,7 @@
         <w:rPr>
           <w:lang w:val="en_US" w:bidi="en_US"/>
         </w:rPr>
-        <w:t>Acts 21:18</w:t>
+        <w:t>Acts 21:18 (#1)</w:t>
       </w:r>
       <w:r>
         <w:rPr>
@@ -21605,7 +21605,7 @@
         <w:rPr>
           <w:lang w:val="en_US" w:bidi="en_US"/>
         </w:rPr>
-        <w:t>Acts 21:21</w:t>
+        <w:t>Acts 21:21 (#1)</w:t>
       </w:r>
       <w:r>
         <w:rPr>
@@ -21668,7 +21668,7 @@
         <w:rPr>
           <w:lang w:val="en_US" w:bidi="en_US"/>
         </w:rPr>
-        <w:t>Acts 21:24</w:t>
+        <w:t>Acts 21:24 (#1)</w:t>
       </w:r>
       <w:r>
         <w:rPr>
@@ -21731,7 +21731,7 @@
         <w:rPr>
           <w:lang w:val="en_US" w:bidi="en_US"/>
         </w:rPr>
-        <w:t>Acts 21:25</w:t>
+        <w:t>Acts 21:25 (#1)</w:t>
       </w:r>
       <w:r>
         <w:rPr>
@@ -21794,7 +21794,7 @@
         <w:rPr>
           <w:lang w:val="en_US" w:bidi="en_US"/>
         </w:rPr>
-        <w:t>Acts 21:28</w:t>
+        <w:t>Acts 21:28 (#1)</w:t>
       </w:r>
       <w:r>
         <w:rPr>
@@ -21857,7 +21857,7 @@
         <w:rPr>
           <w:lang w:val="en_US" w:bidi="en_US"/>
         </w:rPr>
-        <w:t>Acts 21:30–31</w:t>
+        <w:t>Acts 21:30–31 (#1)</w:t>
       </w:r>
       <w:r>
         <w:rPr>
@@ -21920,7 +21920,7 @@
         <w:rPr>
           <w:lang w:val="en_US" w:bidi="en_US"/>
         </w:rPr>
-        <w:t>Acts 21:33</w:t>
+        <w:t>Acts 21:33 (#1)</w:t>
       </w:r>
       <w:r>
         <w:rPr>
@@ -21983,7 +21983,7 @@
         <w:rPr>
           <w:lang w:val="en_US" w:bidi="en_US"/>
         </w:rPr>
-        <w:t>Acts 21:36</w:t>
+        <w:t>Acts 21:36 (#1)</w:t>
       </w:r>
       <w:r>
         <w:rPr>
@@ -22046,7 +22046,7 @@
         <w:rPr>
           <w:lang w:val="en_US" w:bidi="en_US"/>
         </w:rPr>
-        <w:t>Acts 21:39</w:t>
+        <w:t>Acts 21:39 (#1)</w:t>
       </w:r>
       <w:r>
         <w:rPr>
@@ -22109,7 +22109,7 @@
         <w:rPr>
           <w:lang w:val="en_US" w:bidi="en_US"/>
         </w:rPr>
-        <w:t>Acts 21:40</w:t>
+        <w:t>Acts 21:40 (#1)</w:t>
       </w:r>
       <w:r>
         <w:rPr>
@@ -22172,7 +22172,7 @@
         <w:rPr>
           <w:lang w:val="en_US" w:bidi="en_US"/>
         </w:rPr>
-        <w:t>Acts 22:2</w:t>
+        <w:t>Acts 22:2 (#1)</w:t>
       </w:r>
       <w:r>
         <w:rPr>
@@ -22235,7 +22235,7 @@
         <w:rPr>
           <w:lang w:val="en_US" w:bidi="en_US"/>
         </w:rPr>
-        <w:t>Acts 22:3</w:t>
+        <w:t>Acts 22:3 (#1)</w:t>
       </w:r>
       <w:r>
         <w:rPr>
@@ -22298,7 +22298,7 @@
         <w:rPr>
           <w:lang w:val="en_US" w:bidi="en_US"/>
         </w:rPr>
-        <w:t>Acts 22:4</w:t>
+        <w:t>Acts 22:4 (#1)</w:t>
       </w:r>
       <w:r>
         <w:rPr>
@@ -22361,7 +22361,7 @@
         <w:rPr>
           <w:lang w:val="en_US" w:bidi="en_US"/>
         </w:rPr>
-        <w:t>Acts 22:7</w:t>
+        <w:t>Acts 22:7 (#1)</w:t>
       </w:r>
       <w:r>
         <w:rPr>
@@ -22424,7 +22424,7 @@
         <w:rPr>
           <w:lang w:val="en_US" w:bidi="en_US"/>
         </w:rPr>
-        <w:t>Acts 22:8</w:t>
+        <w:t>Acts 22:8 (#1)</w:t>
       </w:r>
       <w:r>
         <w:rPr>
@@ -22487,7 +22487,7 @@
         <w:rPr>
           <w:lang w:val="en_US" w:bidi="en_US"/>
         </w:rPr>
-        <w:t>Acts 22:11</w:t>
+        <w:t>Acts 22:11 (#1)</w:t>
       </w:r>
       <w:r>
         <w:rPr>
@@ -22550,7 +22550,7 @@
         <w:rPr>
           <w:lang w:val="en_US" w:bidi="en_US"/>
         </w:rPr>
-        <w:t>Acts 22:12–13</w:t>
+        <w:t>Acts 22:12–13 (#1)</w:t>
       </w:r>
       <w:r>
         <w:rPr>
@@ -22613,7 +22613,7 @@
         <w:rPr>
           <w:lang w:val="en_US" w:bidi="en_US"/>
         </w:rPr>
-        <w:t>Acts 22:16</w:t>
+        <w:t>Acts 22:16 (#1)</w:t>
       </w:r>
       <w:r>
         <w:rPr>
@@ -22676,7 +22676,7 @@
         <w:rPr>
           <w:lang w:val="en_US" w:bidi="en_US"/>
         </w:rPr>
-        <w:t>Acts 22:18</w:t>
+        <w:t>Acts 22:18 (#1)</w:t>
       </w:r>
       <w:r>
         <w:rPr>
@@ -22739,7 +22739,7 @@
         <w:rPr>
           <w:lang w:val="en_US" w:bidi="en_US"/>
         </w:rPr>
-        <w:t>Acts 22:21</w:t>
+        <w:t>Acts 22:21 (#1)</w:t>
       </w:r>
       <w:r>
         <w:rPr>
@@ -22802,7 +22802,7 @@
         <w:rPr>
           <w:lang w:val="en_US" w:bidi="en_US"/>
         </w:rPr>
-        <w:t>Acts 22:23</w:t>
+        <w:t>Acts 22:23 (#1)</w:t>
       </w:r>
       <w:r>
         <w:rPr>
@@ -22865,7 +22865,7 @@
         <w:rPr>
           <w:lang w:val="en_US" w:bidi="en_US"/>
         </w:rPr>
-        <w:t>Acts 22:25</w:t>
+        <w:t>Acts 22:25 (#1)</w:t>
       </w:r>
       <w:r>
         <w:rPr>
@@ -22928,7 +22928,7 @@
         <w:rPr>
           <w:lang w:val="en_US" w:bidi="en_US"/>
         </w:rPr>
-        <w:t>Acts 22:28</w:t>
+        <w:t>Acts 22:28 (#1)</w:t>
       </w:r>
       <w:r>
         <w:rPr>
@@ -22991,7 +22991,7 @@
         <w:rPr>
           <w:lang w:val="en_US" w:bidi="en_US"/>
         </w:rPr>
-        <w:t>Acts 22:30</w:t>
+        <w:t>Acts 22:30 (#1)</w:t>
       </w:r>
       <w:r>
         <w:rPr>
@@ -23054,7 +23054,7 @@
         <w:rPr>
           <w:lang w:val="en_US" w:bidi="en_US"/>
         </w:rPr>
-        <w:t>Acts 23:1–2</w:t>
+        <w:t>Acts 23:1–2 (#1)</w:t>
       </w:r>
       <w:r>
         <w:rPr>
@@ -23117,7 +23117,7 @@
         <w:rPr>
           <w:lang w:val="en_US" w:bidi="en_US"/>
         </w:rPr>
-        <w:t>Acts 23:6</w:t>
+        <w:t>Acts 23:6 (#1)</w:t>
       </w:r>
       <w:r>
         <w:rPr>
@@ -23180,7 +23180,7 @@
         <w:rPr>
           <w:lang w:val="en_US" w:bidi="en_US"/>
         </w:rPr>
-        <w:t>Acts 23:7–8</w:t>
+        <w:t>Acts 23:7–8 (#1)</w:t>
       </w:r>
       <w:r>
         <w:rPr>
@@ -23243,7 +23243,7 @@
         <w:rPr>
           <w:lang w:val="en_US" w:bidi="en_US"/>
         </w:rPr>
-        <w:t>Acts 23:10</w:t>
+        <w:t>Acts 23:10 (#1)</w:t>
       </w:r>
       <w:r>
         <w:rPr>
@@ -23306,7 +23306,7 @@
         <w:rPr>
           <w:lang w:val="en_US" w:bidi="en_US"/>
         </w:rPr>
-        <w:t>Acts 23:11</w:t>
+        <w:t>Acts 23:11 (#1)</w:t>
       </w:r>
       <w:r>
         <w:rPr>
@@ -23369,7 +23369,7 @@
         <w:rPr>
           <w:lang w:val="en_US" w:bidi="en_US"/>
         </w:rPr>
-        <w:t>Acts 23:12–13</w:t>
+        <w:t>Acts 23:12–13 (#1)</w:t>
       </w:r>
       <w:r>
         <w:rPr>
@@ -23432,7 +23432,7 @@
         <w:rPr>
           <w:lang w:val="en_US" w:bidi="en_US"/>
         </w:rPr>
-        <w:t>Acts 23:14–15</w:t>
+        <w:t>Acts 23:14–15 (#1)</w:t>
       </w:r>
       <w:r>
         <w:rPr>
@@ -23495,7 +23495,7 @@
         <w:rPr>
           <w:lang w:val="en_US" w:bidi="en_US"/>
         </w:rPr>
-        <w:t>Acts 23:16</w:t>
+        <w:t>Acts 23:16 (#1)</w:t>
       </w:r>
       <w:r>
         <w:rPr>
@@ -23558,7 +23558,7 @@
         <w:rPr>
           <w:lang w:val="en_US" w:bidi="en_US"/>
         </w:rPr>
-        <w:t>Acts 23:23–24</w:t>
+        <w:t>Acts 23:23–24 (#1)</w:t>
       </w:r>
       <w:r>
         <w:rPr>
@@ -23621,7 +23621,7 @@
         <w:rPr>
           <w:lang w:val="en_US" w:bidi="en_US"/>
         </w:rPr>
-        <w:t>Acts 23:29</w:t>
+        <w:t>Acts 23:29 (#1)</w:t>
       </w:r>
       <w:r>
         <w:rPr>
@@ -23684,7 +23684,7 @@
         <w:rPr>
           <w:lang w:val="en_US" w:bidi="en_US"/>
         </w:rPr>
-        <w:t>Acts 23:35</w:t>
+        <w:t>Acts 23:35 (#1)</w:t>
       </w:r>
       <w:r>
         <w:rPr>
@@ -23810,7 +23810,7 @@
         <w:rPr>
           <w:lang w:val="en_US" w:bidi="en_US"/>
         </w:rPr>
-        <w:t>Acts 24:5</w:t>
+        <w:t>Acts 24:5 (#1)</w:t>
       </w:r>
       <w:r>
         <w:rPr>
@@ -23873,7 +23873,7 @@
         <w:rPr>
           <w:lang w:val="en_US" w:bidi="en_US"/>
         </w:rPr>
-        <w:t>Acts 24:5–6</w:t>
+        <w:t>Acts 24:5–6 (#1)</w:t>
       </w:r>
       <w:r>
         <w:rPr>
@@ -23936,7 +23936,7 @@
         <w:rPr>
           <w:lang w:val="en_US" w:bidi="en_US"/>
         </w:rPr>
-        <w:t>Acts 24:12</w:t>
+        <w:t>Acts 24:12 (#1)</w:t>
       </w:r>
       <w:r>
         <w:rPr>
@@ -23999,7 +23999,7 @@
         <w:rPr>
           <w:lang w:val="en_US" w:bidi="en_US"/>
         </w:rPr>
-        <w:t>Acts 24:14</w:t>
+        <w:t>Acts 24:14 (#1)</w:t>
       </w:r>
       <w:r>
         <w:rPr>
@@ -24062,7 +24062,7 @@
         <w:rPr>
           <w:lang w:val="en_US" w:bidi="en_US"/>
         </w:rPr>
-        <w:t>Acts 24:15</w:t>
+        <w:t>Acts 24:15 (#1)</w:t>
       </w:r>
       <w:r>
         <w:rPr>
@@ -24125,7 +24125,7 @@
         <w:rPr>
           <w:lang w:val="en_US" w:bidi="en_US"/>
         </w:rPr>
-        <w:t>Acts 24:17</w:t>
+        <w:t>Acts 24:17 (#1)</w:t>
       </w:r>
       <w:r>
         <w:rPr>
@@ -24188,7 +24188,7 @@
         <w:rPr>
           <w:lang w:val="en_US" w:bidi="en_US"/>
         </w:rPr>
-        <w:t>Acts 24:18</w:t>
+        <w:t>Acts 24:18 (#1)</w:t>
       </w:r>
       <w:r>
         <w:rPr>
@@ -24251,7 +24251,7 @@
         <w:rPr>
           <w:lang w:val="en_US" w:bidi="en_US"/>
         </w:rPr>
-        <w:t>Acts 24:22</w:t>
+        <w:t>Acts 24:22 (#1)</w:t>
       </w:r>
       <w:r>
         <w:rPr>
@@ -24285,7 +24285,7 @@
         <w:rPr>
           <w:lang w:val="en_US" w:bidi="en_US"/>
         </w:rPr>
-        <w:t>The governnor Felix was well informed about the Way.</w:t>
+        <w:t>The governor Felix was well informed about the Way.</w:t>
       </w:r>
       <w:r>
         <w:rPr>
@@ -24377,7 +24377,7 @@
         <w:rPr>
           <w:lang w:val="en_US" w:bidi="en_US"/>
         </w:rPr>
-        <w:t>Acts 24:24–25</w:t>
+        <w:t>Acts 24:24–25 (#1)</w:t>
       </w:r>
       <w:r>
         <w:rPr>
@@ -24411,36 +24411,36 @@
         <w:rPr>
           <w:lang w:val="en_US" w:bidi="en_US"/>
         </w:rPr>
-        <w:t>Paul told Felix about faith in Christ Jesus, rigtheousness, self-control, and the coming judgment.</w:t>
-      </w:r>
-      <w:r>
-        <w:rPr>
-          <w:lang w:val="en_US" w:bidi="en_US"/>
-        </w:rPr>
-      </w:r>
-      <w:r>
-        <w:rPr>
-          <w:lang w:val="en_US" w:bidi="en_US"/>
-        </w:rPr>
-      </w:r>
-    </w:p>
-    <w:p>
-      <w:pPr/>
-      <w:r>
-        <w:rPr>
-          <w:lang w:val="en_US" w:bidi="en_US"/>
-        </w:rPr>
-      </w:r>
-    </w:p>
-    <w:p>
-      <w:pPr>
-        <w:pStyle w:val="Heading2"/>
-      </w:pPr>
-      <w:r>
-        <w:rPr>
-          <w:lang w:val="en_US" w:bidi="en_US"/>
-        </w:rPr>
-        <w:t>Acts 24:25</w:t>
+        <w:t>Paul told Felix about faith in Christ Jesus, righteousness, self-control, and the coming judgment.</w:t>
+      </w:r>
+      <w:r>
+        <w:rPr>
+          <w:lang w:val="en_US" w:bidi="en_US"/>
+        </w:rPr>
+      </w:r>
+      <w:r>
+        <w:rPr>
+          <w:lang w:val="en_US" w:bidi="en_US"/>
+        </w:rPr>
+      </w:r>
+    </w:p>
+    <w:p>
+      <w:pPr/>
+      <w:r>
+        <w:rPr>
+          <w:lang w:val="en_US" w:bidi="en_US"/>
+        </w:rPr>
+      </w:r>
+    </w:p>
+    <w:p>
+      <w:pPr>
+        <w:pStyle w:val="Heading2"/>
+      </w:pPr>
+      <w:r>
+        <w:rPr>
+          <w:lang w:val="en_US" w:bidi="en_US"/>
+        </w:rPr>
+        <w:t>Acts 24:25 (#1)</w:t>
       </w:r>
       <w:r>
         <w:rPr>
@@ -24503,7 +24503,7 @@
         <w:rPr>
           <w:lang w:val="en_US" w:bidi="en_US"/>
         </w:rPr>
-        <w:t>Acts 24:27</w:t>
+        <w:t>Acts 24:27 (#1)</w:t>
       </w:r>
       <w:r>
         <w:rPr>
@@ -24566,7 +24566,7 @@
         <w:rPr>
           <w:lang w:val="en_US" w:bidi="en_US"/>
         </w:rPr>
-        <w:t>Acts 25:3</w:t>
+        <w:t>Acts 25:3 (#1)</w:t>
       </w:r>
       <w:r>
         <w:rPr>
@@ -24629,7 +24629,7 @@
         <w:rPr>
           <w:lang w:val="en_US" w:bidi="en_US"/>
         </w:rPr>
-        <w:t>Acts 25:4–5</w:t>
+        <w:t>Acts 25:4–5 (#1)</w:t>
       </w:r>
       <w:r>
         <w:rPr>
@@ -24692,7 +24692,7 @@
         <w:rPr>
           <w:lang w:val="en_US" w:bidi="en_US"/>
         </w:rPr>
-        <w:t>Acts 25:9</w:t>
+        <w:t>Acts 25:9 (#1)</w:t>
       </w:r>
       <w:r>
         <w:rPr>
@@ -24818,7 +24818,7 @@
         <w:rPr>
           <w:lang w:val="en_US" w:bidi="en_US"/>
         </w:rPr>
-        <w:t>Acts 25:10</w:t>
+        <w:t>Acts 25:10 (#1)</w:t>
       </w:r>
       <w:r>
         <w:rPr>
@@ -24881,7 +24881,7 @@
         <w:rPr>
           <w:lang w:val="en_US" w:bidi="en_US"/>
         </w:rPr>
-        <w:t>Acts 25:12</w:t>
+        <w:t>Acts 25:12 (#1)</w:t>
       </w:r>
       <w:r>
         <w:rPr>
@@ -24944,7 +24944,7 @@
         <w:rPr>
           <w:lang w:val="en_US" w:bidi="en_US"/>
         </w:rPr>
-        <w:t>Acts 25:16</w:t>
+        <w:t>Acts 25:16 (#1)</w:t>
       </w:r>
       <w:r>
         <w:rPr>
@@ -25007,7 +25007,7 @@
         <w:rPr>
           <w:lang w:val="en_US" w:bidi="en_US"/>
         </w:rPr>
-        <w:t>Acts 25:19</w:t>
+        <w:t>Acts 25:19 (#1)</w:t>
       </w:r>
       <w:r>
         <w:rPr>
@@ -25070,7 +25070,7 @@
         <w:rPr>
           <w:lang w:val="en_US" w:bidi="en_US"/>
         </w:rPr>
-        <w:t>Acts 25:26</w:t>
+        <w:t>Acts 25:26 (#1)</w:t>
       </w:r>
       <w:r>
         <w:rPr>
@@ -25133,7 +25133,7 @@
         <w:rPr>
           <w:lang w:val="en_US" w:bidi="en_US"/>
         </w:rPr>
-        <w:t>Acts 25:27</w:t>
+        <w:t>Acts 25:27 (#1)</w:t>
       </w:r>
       <w:r>
         <w:rPr>
@@ -25196,7 +25196,7 @@
         <w:rPr>
           <w:lang w:val="en_US" w:bidi="en_US"/>
         </w:rPr>
-        <w:t>Acts 26:3</w:t>
+        <w:t>Acts 26:3 (#1)</w:t>
       </w:r>
       <w:r>
         <w:rPr>
@@ -25259,7 +25259,7 @@
         <w:rPr>
           <w:lang w:val="en_US" w:bidi="en_US"/>
         </w:rPr>
-        <w:t>Acts 26:5</w:t>
+        <w:t>Acts 26:5 (#1)</w:t>
       </w:r>
       <w:r>
         <w:rPr>
@@ -25322,7 +25322,7 @@
         <w:rPr>
           <w:lang w:val="en_US" w:bidi="en_US"/>
         </w:rPr>
-        <w:t>Acts 26:6–8</w:t>
+        <w:t>Acts 26:6–8 (#1)</w:t>
       </w:r>
       <w:r>
         <w:rPr>
@@ -25385,7 +25385,7 @@
         <w:rPr>
           <w:lang w:val="en_US" w:bidi="en_US"/>
         </w:rPr>
-        <w:t>Acts 26:9–11</w:t>
+        <w:t>Acts 26:9–11 (#1)</w:t>
       </w:r>
       <w:r>
         <w:rPr>
@@ -25448,7 +25448,7 @@
         <w:rPr>
           <w:lang w:val="en_US" w:bidi="en_US"/>
         </w:rPr>
-        <w:t>Acts 26:13</w:t>
+        <w:t>Acts 26:13 (#1)</w:t>
       </w:r>
       <w:r>
         <w:rPr>
@@ -25511,7 +25511,7 @@
         <w:rPr>
           <w:lang w:val="en_US" w:bidi="en_US"/>
         </w:rPr>
-        <w:t>Acts 26:14</w:t>
+        <w:t>Acts 26:14 (#1)</w:t>
       </w:r>
       <w:r>
         <w:rPr>
@@ -25574,7 +25574,7 @@
         <w:rPr>
           <w:lang w:val="en_US" w:bidi="en_US"/>
         </w:rPr>
-        <w:t>Acts 26:15</w:t>
+        <w:t>Acts 26:15 (#1)</w:t>
       </w:r>
       <w:r>
         <w:rPr>
@@ -25637,7 +25637,7 @@
         <w:rPr>
           <w:lang w:val="en_US" w:bidi="en_US"/>
         </w:rPr>
-        <w:t>Acts 26:16–17</w:t>
+        <w:t>Acts 26:16–17 (#1)</w:t>
       </w:r>
       <w:r>
         <w:rPr>
@@ -25700,7 +25700,7 @@
         <w:rPr>
           <w:lang w:val="en_US" w:bidi="en_US"/>
         </w:rPr>
-        <w:t>Acts 26:18</w:t>
+        <w:t>Acts 26:18 (#1)</w:t>
       </w:r>
       <w:r>
         <w:rPr>
@@ -25763,7 +25763,7 @@
         <w:rPr>
           <w:lang w:val="en_US" w:bidi="en_US"/>
         </w:rPr>
-        <w:t>Acts 26:20</w:t>
+        <w:t>Acts 26:20 (#1)</w:t>
       </w:r>
       <w:r>
         <w:rPr>
@@ -25826,7 +25826,7 @@
         <w:rPr>
           <w:lang w:val="en_US" w:bidi="en_US"/>
         </w:rPr>
-        <w:t>Acts 26:22–23</w:t>
+        <w:t>Acts 26:22–23 (#1)</w:t>
       </w:r>
       <w:r>
         <w:rPr>
@@ -25889,7 +25889,7 @@
         <w:rPr>
           <w:lang w:val="en_US" w:bidi="en_US"/>
         </w:rPr>
-        <w:t>Acts 26:24–25</w:t>
+        <w:t>Acts 26:24–25 (#1)</w:t>
       </w:r>
       <w:r>
         <w:rPr>
@@ -25952,7 +25952,7 @@
         <w:rPr>
           <w:lang w:val="en_US" w:bidi="en_US"/>
         </w:rPr>
-        <w:t>Acts 26:28–29</w:t>
+        <w:t>Acts 26:28–29 (#1)</w:t>
       </w:r>
       <w:r>
         <w:rPr>
@@ -26015,7 +26015,7 @@
         <w:rPr>
           <w:lang w:val="en_US" w:bidi="en_US"/>
         </w:rPr>
-        <w:t>Acts 26:31–32</w:t>
+        <w:t>Acts 26:31–32 (#1)</w:t>
       </w:r>
       <w:r>
         <w:rPr>
@@ -26078,7 +26078,7 @@
         <w:rPr>
           <w:lang w:val="en_US" w:bidi="en_US"/>
         </w:rPr>
-        <w:t>Acts 27:3</w:t>
+        <w:t>Acts 27:3 (#1)</w:t>
       </w:r>
       <w:r>
         <w:rPr>
@@ -26141,7 +26141,7 @@
         <w:rPr>
           <w:lang w:val="en_US" w:bidi="en_US"/>
         </w:rPr>
-        <w:t>Acts 27:7–8</w:t>
+        <w:t>Acts 27:7–8 (#1)</w:t>
       </w:r>
       <w:r>
         <w:rPr>
@@ -26204,7 +26204,7 @@
         <w:rPr>
           <w:lang w:val="en_US" w:bidi="en_US"/>
         </w:rPr>
-        <w:t>Acts 27:10–11</w:t>
+        <w:t>Acts 27:10–11 (#1)</w:t>
       </w:r>
       <w:r>
         <w:rPr>
@@ -26267,7 +26267,7 @@
         <w:rPr>
           <w:lang w:val="en_US" w:bidi="en_US"/>
         </w:rPr>
-        <w:t>Acts 27:14</w:t>
+        <w:t>Acts 27:14 (#1)</w:t>
       </w:r>
       <w:r>
         <w:rPr>
@@ -26330,7 +26330,7 @@
         <w:rPr>
           <w:lang w:val="en_US" w:bidi="en_US"/>
         </w:rPr>
-        <w:t>Acts 27:20</w:t>
+        <w:t>Acts 27:20 (#1)</w:t>
       </w:r>
       <w:r>
         <w:rPr>
@@ -26393,7 +26393,7 @@
         <w:rPr>
           <w:lang w:val="en_US" w:bidi="en_US"/>
         </w:rPr>
-        <w:t>Acts 27:23–24</w:t>
+        <w:t>Acts 27:23–24 (#1)</w:t>
       </w:r>
       <w:r>
         <w:rPr>
@@ -26456,7 +26456,7 @@
         <w:rPr>
           <w:lang w:val="en_US" w:bidi="en_US"/>
         </w:rPr>
-        <w:t>Acts 27:27</w:t>
+        <w:t>Acts 27:27 (#1)</w:t>
       </w:r>
       <w:r>
         <w:rPr>
@@ -26519,7 +26519,7 @@
         <w:rPr>
           <w:lang w:val="en_US" w:bidi="en_US"/>
         </w:rPr>
-        <w:t>Acts 27:30</w:t>
+        <w:t>Acts 27:30 (#1)</w:t>
       </w:r>
       <w:r>
         <w:rPr>
@@ -26582,7 +26582,7 @@
         <w:rPr>
           <w:lang w:val="en_US" w:bidi="en_US"/>
         </w:rPr>
-        <w:t>Acts 27:31</w:t>
+        <w:t>Acts 27:31 (#1)</w:t>
       </w:r>
       <w:r>
         <w:rPr>
@@ -26645,7 +26645,7 @@
         <w:rPr>
           <w:lang w:val="en_US" w:bidi="en_US"/>
         </w:rPr>
-        <w:t>Acts 27:33</w:t>
+        <w:t>Acts 27:33 (#1)</w:t>
       </w:r>
       <w:r>
         <w:rPr>
@@ -26708,7 +26708,7 @@
         <w:rPr>
           <w:lang w:val="en_US" w:bidi="en_US"/>
         </w:rPr>
-        <w:t>Acts 27:39–41</w:t>
+        <w:t>Acts 27:39–41 (#1)</w:t>
       </w:r>
       <w:r>
         <w:rPr>
@@ -26771,7 +26771,7 @@
         <w:rPr>
           <w:lang w:val="en_US" w:bidi="en_US"/>
         </w:rPr>
-        <w:t>Acts 27:42</w:t>
+        <w:t>Acts 27:42 (#1)</w:t>
       </w:r>
       <w:r>
         <w:rPr>
@@ -26834,7 +26834,7 @@
         <w:rPr>
           <w:lang w:val="en_US" w:bidi="en_US"/>
         </w:rPr>
-        <w:t>Acts 27:43</w:t>
+        <w:t>Acts 27:43 (#1)</w:t>
       </w:r>
       <w:r>
         <w:rPr>
@@ -26897,7 +26897,7 @@
         <w:rPr>
           <w:lang w:val="en_US" w:bidi="en_US"/>
         </w:rPr>
-        <w:t>Acts 27:44</w:t>
+        <w:t>Acts 27:44 (#1)</w:t>
       </w:r>
       <w:r>
         <w:rPr>
@@ -26960,7 +26960,7 @@
         <w:rPr>
           <w:lang w:val="en_US" w:bidi="en_US"/>
         </w:rPr>
-        <w:t>Acts 28:2</w:t>
+        <w:t>Acts 28:2 (#1)</w:t>
       </w:r>
       <w:r>
         <w:rPr>
@@ -27023,7 +27023,7 @@
         <w:rPr>
           <w:lang w:val="en_US" w:bidi="en_US"/>
         </w:rPr>
-        <w:t>Acts 28:4</w:t>
+        <w:t>Acts 28:4 (#1)</w:t>
       </w:r>
       <w:r>
         <w:rPr>
@@ -27086,7 +27086,7 @@
         <w:rPr>
           <w:lang w:val="en_US" w:bidi="en_US"/>
         </w:rPr>
-        <w:t>Acts 28:6</w:t>
+        <w:t>Acts 28:6 (#1)</w:t>
       </w:r>
       <w:r>
         <w:rPr>
@@ -27149,7 +27149,7 @@
         <w:rPr>
           <w:lang w:val="en_US" w:bidi="en_US"/>
         </w:rPr>
-        <w:t>Acts 28:8–9</w:t>
+        <w:t>Acts 28:8–9 (#1)</w:t>
       </w:r>
       <w:r>
         <w:rPr>
@@ -27212,7 +27212,7 @@
         <w:rPr>
           <w:lang w:val="en_US" w:bidi="en_US"/>
         </w:rPr>
-        <w:t>Acts 28:11</w:t>
+        <w:t>Acts 28:11 (#1)</w:t>
       </w:r>
       <w:r>
         <w:rPr>
@@ -27275,7 +27275,7 @@
         <w:rPr>
           <w:lang w:val="en_US" w:bidi="en_US"/>
         </w:rPr>
-        <w:t>Acts 28:15</w:t>
+        <w:t>Acts 28:15 (#1)</w:t>
       </w:r>
       <w:r>
         <w:rPr>
@@ -27338,7 +27338,7 @@
         <w:rPr>
           <w:lang w:val="en_US" w:bidi="en_US"/>
         </w:rPr>
-        <w:t>Acts 28:16</w:t>
+        <w:t>Acts 28:16 (#1)</w:t>
       </w:r>
       <w:r>
         <w:rPr>
@@ -27401,7 +27401,7 @@
         <w:rPr>
           <w:lang w:val="en_US" w:bidi="en_US"/>
         </w:rPr>
-        <w:t>Acts 28:20</w:t>
+        <w:t>Acts 28:20 (#1)</w:t>
       </w:r>
       <w:r>
         <w:rPr>
@@ -27464,7 +27464,7 @@
         <w:rPr>
           <w:lang w:val="en_US" w:bidi="en_US"/>
         </w:rPr>
-        <w:t>Acts 28:22</w:t>
+        <w:t>Acts 28:22 (#1)</w:t>
       </w:r>
       <w:r>
         <w:rPr>
@@ -27527,7 +27527,7 @@
         <w:rPr>
           <w:lang w:val="en_US" w:bidi="en_US"/>
         </w:rPr>
-        <w:t>Acts 28:23</w:t>
+        <w:t>Acts 28:23 (#1)</w:t>
       </w:r>
       <w:r>
         <w:rPr>
@@ -27590,7 +27590,7 @@
         <w:rPr>
           <w:lang w:val="en_US" w:bidi="en_US"/>
         </w:rPr>
-        <w:t>Acts 28:24</w:t>
+        <w:t>Acts 28:24 (#1)</w:t>
       </w:r>
       <w:r>
         <w:rPr>
@@ -27653,7 +27653,7 @@
         <w:rPr>
           <w:lang w:val="en_US" w:bidi="en_US"/>
         </w:rPr>
-        <w:t>Acts 28:26</w:t>
+        <w:t>Acts 28:26 (#1)</w:t>
       </w:r>
       <w:r>
         <w:rPr>
@@ -27716,7 +27716,7 @@
         <w:rPr>
           <w:lang w:val="en_US" w:bidi="en_US"/>
         </w:rPr>
-        <w:t>Acts 28:28</w:t>
+        <w:t>Acts 28:28 (#1)</w:t>
       </w:r>
       <w:r>
         <w:rPr>
@@ -27779,7 +27779,7 @@
         <w:rPr>
           <w:lang w:val="en_US" w:bidi="en_US"/>
         </w:rPr>
-        <w:t>Acts 28:31</w:t>
+        <w:t>Acts 28:31 (#1)</w:t>
       </w:r>
       <w:r>
         <w:rPr>
@@ -27876,7 +27876,7 @@
         <w:rPr>
           <w:lang w:val="en_US" w:bidi="en_US"/>
         </w:rPr>
-        <w:t>The phrase "without hindrance" means that no one stopped him.</w:t>
+        <w:t>The phrase “without hindrance” means that no one stopped him.</w:t>
       </w:r>
       <w:r>
         <w:rPr>
